--- a/缘起屯军营_乡村超级联赛_方案_v4.docx
+++ b/缘起屯军营_乡村超级联赛_方案_v4.docx
@@ -43,7 +43,7 @@
           <w:color w:val="787878"/>
           <w:sz w:val="28"/>
         </w:rPr>
-        <w:t>一村引领 · 众村集结 · 16 队大循环积分赛 + 前四交叉赛</w:t>
+        <w:t>一村引领 · 众村集结 · 12 队大循环积分赛 + 前四交叉赛</w:t>
       </w:r>
     </w:p>
     <w:p/>
@@ -573,7 +573,7 @@
           </w:tcPr>
           <w:p>
             <w:r>
-              <w:t>16 支（以社区/村/街道/企业/兴趣团体为单位组队）</w:t>
+              <w:t>12 支（以社区/村/街道/企业/兴趣团体为单位组队）</w:t>
             </w:r>
           </w:p>
         </w:tc>
@@ -661,7 +661,29 @@
           </w:tcPr>
           <w:p>
             <w:r>
-              <w:t>不区分主客场，16 队齐聚屯军营村，同场竞技</w:t>
+              <w:t>不区分主客场，12 队齐聚屯军营村，同场竞技</w:t>
+            </w:r>
+          </w:p>
+        </w:tc>
+      </w:tr>
+      <w:tr>
+        <w:tc>
+          <w:tcPr>
+            <w:tcW w:type="dxa" w:w="4873"/>
+          </w:tcPr>
+          <w:p>
+            <w:r>
+              <w:t>比赛人数制</w:t>
+            </w:r>
+          </w:p>
+        </w:tc>
+        <w:tc>
+          <w:tcPr>
+            <w:tcW w:type="dxa" w:w="4873"/>
+          </w:tcPr>
+          <w:p>
+            <w:r>
+              <w:t>8 人制</w:t>
             </w:r>
           </w:p>
         </w:tc>
@@ -705,7 +727,7 @@
           </w:tcPr>
           <w:p>
             <w:r>
-              <w:t>15 轮（大循环完整单循环）</w:t>
+              <w:t>11 轮（大循环完整单循环）</w:t>
             </w:r>
           </w:p>
         </w:tc>
@@ -727,7 +749,7 @@
           </w:tcPr>
           <w:p>
             <w:r>
-              <w:t>常规赛 120 场 + 季后赛 4 场 = 124 场</w:t>
+              <w:t>常规赛 66 场 + 季后赛 4 场 = 70 场</w:t>
             </w:r>
           </w:p>
         </w:tc>
@@ -864,7 +886,7 @@
           </w:tcPr>
           <w:p>
             <w:r>
-              <w:t>16 队</w:t>
+              <w:t>12 队</w:t>
             </w:r>
           </w:p>
         </w:tc>
@@ -874,7 +896,7 @@
           </w:tcPr>
           <w:p>
             <w:r>
-              <w:t>15 轮</w:t>
+              <w:t>11 轮</w:t>
             </w:r>
           </w:p>
         </w:tc>
@@ -884,7 +906,7 @@
           </w:tcPr>
           <w:p>
             <w:r>
-              <w:t>120 场</w:t>
+              <w:t>66 场</w:t>
             </w:r>
           </w:p>
         </w:tc>
@@ -894,7 +916,7 @@
           </w:tcPr>
           <w:p>
             <w:r>
-              <w:t>8 场/周</w:t>
+              <w:t>6 场/周</w:t>
             </w:r>
           </w:p>
         </w:tc>
@@ -904,7 +926,7 @@
           </w:tcPr>
           <w:p>
             <w:r>
-              <w:t>约 15 周（4 个月）+ 季后赛</w:t>
+              <w:t>约 11 周（3 个月）+ 季后赛 + 3—4 周缓冲</w:t>
             </w:r>
           </w:p>
         </w:tc>
@@ -920,7 +942,7 @@
         <w:t>💡 场地策略：</w:t>
       </w:r>
       <w:r>
-        <w:t>常规赛阶段，1 块场地 + 灯光支持晚场 = 每周末 8 场全部安排在周六周日（下午 2 场 + 晚场 2 场 × 2 天），一周完成一轮。如仅有白天时段，则需 2 块场地并行，或每轮拆为两周完成（总周期相应拉长，需评估）。季后赛 4 场（两场交叉半决赛 + 一场决赛 + 一场季军赛）可集中在一个周末完成。</w:t>
+        <w:t>常规赛阶段，每轮 6 场，1 块场地即可轻松容纳：周六、周日各 3 场（下午 2 场 + 晚场 1 场），一周完成一轮，单日最晚约 20:30 收工。如遇天气等不可抗力，预留 3–4 周延期缓冲，总周期相应顺延。季后赛 4 场（两场交叉半决赛 + 一场决赛 + 一场季军赛）可集中在一个周末完成。</w:t>
       </w:r>
     </w:p>
     <w:p>
@@ -1008,7 +1030,7 @@
         <w:t>平局规则：</w:t>
       </w:r>
       <w:r>
-        <w:t>季后赛为单场决胜，若常规时间内战平，则上下半场各加时补时（补时时间待定，见待定事项）；若加时后仍平，则通过点球大战决出胜负。</w:t>
+        <w:t>季后赛为单场决胜，若常规时间内战平，则上下半场各加时 5 分钟；若加时后仍平，则通过点球大战决出胜负。</w:t>
       </w:r>
     </w:p>
     <w:p>
@@ -1043,7 +1065,7 @@
         <w:pStyle w:val="ListBullet"/>
       </w:pPr>
       <w:r>
-        <w:t>常规赛 15 轮完整大循环，每队与其他 15 队各交手一次</w:t>
+        <w:t>常规赛 11 轮完整大循环，每队与其他 11 队各交手一次</w:t>
       </w:r>
     </w:p>
     <w:p>
@@ -1051,7 +1073,7 @@
         <w:pStyle w:val="ListBullet"/>
       </w:pPr>
       <w:r>
-        <w:t>每队均匀分配周六/周日、下午场/晚场，保证公平</w:t>
+        <w:t>每队均匀分配周六/周日、下午场与夜场，保证公平</w:t>
       </w:r>
     </w:p>
     <w:p>
@@ -1083,12 +1105,12 @@
         <w:rPr>
           <w:color w:val="B71C1C"/>
         </w:rPr>
-        <w:t>四、常规赛完整赛程表（16 队 · 15 轮大循环）</w:t>
+        <w:t>四、常规赛完整赛程表（12 队 · 11 轮大循环）</w:t>
       </w:r>
     </w:p>
     <w:p>
       <w:r>
-        <w:t>以下为圆桌轮转算法生成的 15 轮完整对阵表（大循环单循环，每队与其他各队交手一次，共 120 场）。队名以“第1队 ~ 第16队”为占位，替换为实际队名即可直接使用。</w:t>
+        <w:t>以下为圆桌轮转算法生成的 11 轮完整对阵表（大循环单循环，每队与其他各队交手一次，共 66 场）。队名以“第1队 ~ 第12队”为占位，替换为实际队名即可直接使用。</w:t>
       </w:r>
     </w:p>
     <w:p>
@@ -1099,7 +1121,7 @@
         <w:rPr>
           <w:color w:val="C62828"/>
         </w:rPr>
-        <w:t>下午场（每轮前 4 场）</w:t>
+        <w:t>周六（每轮前 3 场）</w:t>
       </w:r>
     </w:p>
     <w:tbl>
@@ -1110,16 +1132,15 @@
         <w:tblLook w:firstColumn="1" w:firstRow="1" w:lastColumn="0" w:lastRow="0" w:noHBand="0" w:noVBand="1" w:val="04A0"/>
       </w:tblPr>
       <w:tblGrid>
-        <w:gridCol w:w="1949"/>
-        <w:gridCol w:w="1949"/>
-        <w:gridCol w:w="1949"/>
-        <w:gridCol w:w="1949"/>
-        <w:gridCol w:w="1949"/>
+        <w:gridCol w:w="2436"/>
+        <w:gridCol w:w="2436"/>
+        <w:gridCol w:w="2436"/>
+        <w:gridCol w:w="2436"/>
       </w:tblGrid>
       <w:tr>
         <w:tc>
           <w:tcPr>
-            <w:tcW w:type="dxa" w:w="1949"/>
+            <w:tcW w:type="dxa" w:w="2436"/>
             <w:shd w:fill="D32F2F" w:val="clear"/>
           </w:tcPr>
           <w:p>
@@ -1135,7 +1156,7 @@
         </w:tc>
         <w:tc>
           <w:tcPr>
-            <w:tcW w:type="dxa" w:w="1949"/>
+            <w:tcW w:type="dxa" w:w="2436"/>
             <w:shd w:fill="D32F2F" w:val="clear"/>
           </w:tcPr>
           <w:p>
@@ -1151,7 +1172,7 @@
         </w:tc>
         <w:tc>
           <w:tcPr>
-            <w:tcW w:type="dxa" w:w="1949"/>
+            <w:tcW w:type="dxa" w:w="2436"/>
             <w:shd w:fill="D32F2F" w:val="clear"/>
           </w:tcPr>
           <w:p>
@@ -1167,7 +1188,7 @@
         </w:tc>
         <w:tc>
           <w:tcPr>
-            <w:tcW w:type="dxa" w:w="1949"/>
+            <w:tcW w:type="dxa" w:w="2436"/>
             <w:shd w:fill="D32F2F" w:val="clear"/>
           </w:tcPr>
           <w:p>
@@ -1177,23 +1198,7 @@
                 <w:color w:val="FFFFFF"/>
                 <w:sz w:val="18"/>
               </w:rPr>
-              <w:t>周日 14:00</w:t>
-            </w:r>
-          </w:p>
-        </w:tc>
-        <w:tc>
-          <w:tcPr>
-            <w:tcW w:type="dxa" w:w="1949"/>
-            <w:shd w:fill="D32F2F" w:val="clear"/>
-          </w:tcPr>
-          <w:p>
-            <w:r>
-              <w:rPr>
-                <w:b/>
-                <w:color w:val="FFFFFF"/>
-                <w:sz w:val="18"/>
-              </w:rPr>
-              <w:t>周日 16:00</w:t>
+              <w:t>周六 19:00</w:t>
             </w:r>
           </w:p>
         </w:tc>
@@ -1201,7 +1206,7 @@
       <w:tr>
         <w:tc>
           <w:tcPr>
-            <w:tcW w:type="dxa" w:w="1949"/>
+            <w:tcW w:type="dxa" w:w="2436"/>
           </w:tcPr>
           <w:p>
             <w:r>
@@ -1215,53 +1220,40 @@
         </w:tc>
         <w:tc>
           <w:tcPr>
-            <w:tcW w:type="dxa" w:w="1949"/>
+            <w:tcW w:type="dxa" w:w="2436"/>
           </w:tcPr>
           <w:p>
             <w:r>
               <w:rPr>
                 <w:sz w:val="16"/>
               </w:rPr>
-              <w:t>第1队 vs 第16队</w:t>
+              <w:t>第1队 vs 第12队</w:t>
             </w:r>
           </w:p>
         </w:tc>
         <w:tc>
           <w:tcPr>
-            <w:tcW w:type="dxa" w:w="1949"/>
+            <w:tcW w:type="dxa" w:w="2436"/>
           </w:tcPr>
           <w:p>
             <w:r>
               <w:rPr>
                 <w:sz w:val="16"/>
               </w:rPr>
-              <w:t>第2队 vs 第15队</w:t>
+              <w:t>第2队 vs 第11队</w:t>
             </w:r>
           </w:p>
         </w:tc>
         <w:tc>
           <w:tcPr>
-            <w:tcW w:type="dxa" w:w="1949"/>
+            <w:tcW w:type="dxa" w:w="2436"/>
           </w:tcPr>
           <w:p>
             <w:r>
               <w:rPr>
                 <w:sz w:val="16"/>
               </w:rPr>
-              <w:t>第3队 vs 第14队</w:t>
-            </w:r>
-          </w:p>
-        </w:tc>
-        <w:tc>
-          <w:tcPr>
-            <w:tcW w:type="dxa" w:w="1949"/>
-          </w:tcPr>
-          <w:p>
-            <w:r>
-              <w:rPr>
-                <w:sz w:val="16"/>
-              </w:rPr>
-              <w:t>第4队 vs 第13队</w:t>
+              <w:t>第3队 vs 第10队</w:t>
             </w:r>
           </w:p>
         </w:tc>
@@ -1269,7 +1261,7 @@
       <w:tr>
         <w:tc>
           <w:tcPr>
-            <w:tcW w:type="dxa" w:w="1949"/>
+            <w:tcW w:type="dxa" w:w="2436"/>
           </w:tcPr>
           <w:p>
             <w:r>
@@ -1283,53 +1275,40 @@
         </w:tc>
         <w:tc>
           <w:tcPr>
-            <w:tcW w:type="dxa" w:w="1949"/>
+            <w:tcW w:type="dxa" w:w="2436"/>
           </w:tcPr>
           <w:p>
             <w:r>
               <w:rPr>
                 <w:sz w:val="16"/>
               </w:rPr>
-              <w:t>第1队 vs 第15队</w:t>
+              <w:t>第1队 vs 第11队</w:t>
             </w:r>
           </w:p>
         </w:tc>
         <w:tc>
           <w:tcPr>
-            <w:tcW w:type="dxa" w:w="1949"/>
+            <w:tcW w:type="dxa" w:w="2436"/>
           </w:tcPr>
           <w:p>
             <w:r>
               <w:rPr>
                 <w:sz w:val="16"/>
               </w:rPr>
-              <w:t>第16队 vs 第14队</w:t>
+              <w:t>第12队 vs 第10队</w:t>
             </w:r>
           </w:p>
         </w:tc>
         <w:tc>
           <w:tcPr>
-            <w:tcW w:type="dxa" w:w="1949"/>
+            <w:tcW w:type="dxa" w:w="2436"/>
           </w:tcPr>
           <w:p>
             <w:r>
               <w:rPr>
                 <w:sz w:val="16"/>
               </w:rPr>
-              <w:t>第2队 vs 第13队</w:t>
-            </w:r>
-          </w:p>
-        </w:tc>
-        <w:tc>
-          <w:tcPr>
-            <w:tcW w:type="dxa" w:w="1949"/>
-          </w:tcPr>
-          <w:p>
-            <w:r>
-              <w:rPr>
-                <w:sz w:val="16"/>
-              </w:rPr>
-              <w:t>第3队 vs 第12队</w:t>
+              <w:t>第2队 vs 第9队</w:t>
             </w:r>
           </w:p>
         </w:tc>
@@ -1337,7 +1316,7 @@
       <w:tr>
         <w:tc>
           <w:tcPr>
-            <w:tcW w:type="dxa" w:w="1949"/>
+            <w:tcW w:type="dxa" w:w="2436"/>
           </w:tcPr>
           <w:p>
             <w:r>
@@ -1351,53 +1330,40 @@
         </w:tc>
         <w:tc>
           <w:tcPr>
-            <w:tcW w:type="dxa" w:w="1949"/>
+            <w:tcW w:type="dxa" w:w="2436"/>
           </w:tcPr>
           <w:p>
             <w:r>
               <w:rPr>
                 <w:sz w:val="16"/>
               </w:rPr>
-              <w:t>第1队 vs 第14队</w:t>
+              <w:t>第1队 vs 第10队</w:t>
             </w:r>
           </w:p>
         </w:tc>
         <w:tc>
           <w:tcPr>
-            <w:tcW w:type="dxa" w:w="1949"/>
+            <w:tcW w:type="dxa" w:w="2436"/>
           </w:tcPr>
           <w:p>
             <w:r>
               <w:rPr>
                 <w:sz w:val="16"/>
               </w:rPr>
-              <w:t>第15队 vs 第13队</w:t>
+              <w:t>第11队 vs 第9队</w:t>
             </w:r>
           </w:p>
         </w:tc>
         <w:tc>
           <w:tcPr>
-            <w:tcW w:type="dxa" w:w="1949"/>
+            <w:tcW w:type="dxa" w:w="2436"/>
           </w:tcPr>
           <w:p>
             <w:r>
               <w:rPr>
                 <w:sz w:val="16"/>
               </w:rPr>
-              <w:t>第16队 vs 第12队</w:t>
-            </w:r>
-          </w:p>
-        </w:tc>
-        <w:tc>
-          <w:tcPr>
-            <w:tcW w:type="dxa" w:w="1949"/>
-          </w:tcPr>
-          <w:p>
-            <w:r>
-              <w:rPr>
-                <w:sz w:val="16"/>
-              </w:rPr>
-              <w:t>第2队 vs 第11队</w:t>
+              <w:t>第12队 vs 第8队</w:t>
             </w:r>
           </w:p>
         </w:tc>
@@ -1405,7 +1371,7 @@
       <w:tr>
         <w:tc>
           <w:tcPr>
-            <w:tcW w:type="dxa" w:w="1949"/>
+            <w:tcW w:type="dxa" w:w="2436"/>
           </w:tcPr>
           <w:p>
             <w:r>
@@ -1419,53 +1385,40 @@
         </w:tc>
         <w:tc>
           <w:tcPr>
-            <w:tcW w:type="dxa" w:w="1949"/>
+            <w:tcW w:type="dxa" w:w="2436"/>
           </w:tcPr>
           <w:p>
             <w:r>
               <w:rPr>
                 <w:sz w:val="16"/>
               </w:rPr>
-              <w:t>第1队 vs 第13队</w:t>
+              <w:t>第1队 vs 第9队</w:t>
             </w:r>
           </w:p>
         </w:tc>
         <w:tc>
           <w:tcPr>
-            <w:tcW w:type="dxa" w:w="1949"/>
+            <w:tcW w:type="dxa" w:w="2436"/>
           </w:tcPr>
           <w:p>
             <w:r>
               <w:rPr>
                 <w:sz w:val="16"/>
               </w:rPr>
-              <w:t>第14队 vs 第12队</w:t>
+              <w:t>第10队 vs 第8队</w:t>
             </w:r>
           </w:p>
         </w:tc>
         <w:tc>
           <w:tcPr>
-            <w:tcW w:type="dxa" w:w="1949"/>
+            <w:tcW w:type="dxa" w:w="2436"/>
           </w:tcPr>
           <w:p>
             <w:r>
               <w:rPr>
                 <w:sz w:val="16"/>
               </w:rPr>
-              <w:t>第15队 vs 第11队</w:t>
-            </w:r>
-          </w:p>
-        </w:tc>
-        <w:tc>
-          <w:tcPr>
-            <w:tcW w:type="dxa" w:w="1949"/>
-          </w:tcPr>
-          <w:p>
-            <w:r>
-              <w:rPr>
-                <w:sz w:val="16"/>
-              </w:rPr>
-              <w:t>第16队 vs 第10队</w:t>
+              <w:t>第11队 vs 第7队</w:t>
             </w:r>
           </w:p>
         </w:tc>
@@ -1473,7 +1426,7 @@
       <w:tr>
         <w:tc>
           <w:tcPr>
-            <w:tcW w:type="dxa" w:w="1949"/>
+            <w:tcW w:type="dxa" w:w="2436"/>
           </w:tcPr>
           <w:p>
             <w:r>
@@ -1487,53 +1440,40 @@
         </w:tc>
         <w:tc>
           <w:tcPr>
-            <w:tcW w:type="dxa" w:w="1949"/>
+            <w:tcW w:type="dxa" w:w="2436"/>
           </w:tcPr>
           <w:p>
             <w:r>
               <w:rPr>
                 <w:sz w:val="16"/>
               </w:rPr>
-              <w:t>第1队 vs 第12队</w:t>
+              <w:t>第1队 vs 第8队</w:t>
             </w:r>
           </w:p>
         </w:tc>
         <w:tc>
           <w:tcPr>
-            <w:tcW w:type="dxa" w:w="1949"/>
+            <w:tcW w:type="dxa" w:w="2436"/>
           </w:tcPr>
           <w:p>
             <w:r>
               <w:rPr>
                 <w:sz w:val="16"/>
               </w:rPr>
-              <w:t>第13队 vs 第11队</w:t>
+              <w:t>第9队 vs 第7队</w:t>
             </w:r>
           </w:p>
         </w:tc>
         <w:tc>
           <w:tcPr>
-            <w:tcW w:type="dxa" w:w="1949"/>
+            <w:tcW w:type="dxa" w:w="2436"/>
           </w:tcPr>
           <w:p>
             <w:r>
               <w:rPr>
                 <w:sz w:val="16"/>
               </w:rPr>
-              <w:t>第14队 vs 第10队</w:t>
-            </w:r>
-          </w:p>
-        </w:tc>
-        <w:tc>
-          <w:tcPr>
-            <w:tcW w:type="dxa" w:w="1949"/>
-          </w:tcPr>
-          <w:p>
-            <w:r>
-              <w:rPr>
-                <w:sz w:val="16"/>
-              </w:rPr>
-              <w:t>第15队 vs 第9队</w:t>
+              <w:t>第10队 vs 第6队</w:t>
             </w:r>
           </w:p>
         </w:tc>
@@ -1541,7 +1481,7 @@
       <w:tr>
         <w:tc>
           <w:tcPr>
-            <w:tcW w:type="dxa" w:w="1949"/>
+            <w:tcW w:type="dxa" w:w="2436"/>
           </w:tcPr>
           <w:p>
             <w:r>
@@ -1555,53 +1495,40 @@
         </w:tc>
         <w:tc>
           <w:tcPr>
-            <w:tcW w:type="dxa" w:w="1949"/>
+            <w:tcW w:type="dxa" w:w="2436"/>
           </w:tcPr>
           <w:p>
             <w:r>
               <w:rPr>
                 <w:sz w:val="16"/>
               </w:rPr>
-              <w:t>第1队 vs 第11队</w:t>
+              <w:t>第1队 vs 第7队</w:t>
             </w:r>
           </w:p>
         </w:tc>
         <w:tc>
           <w:tcPr>
-            <w:tcW w:type="dxa" w:w="1949"/>
+            <w:tcW w:type="dxa" w:w="2436"/>
           </w:tcPr>
           <w:p>
             <w:r>
               <w:rPr>
                 <w:sz w:val="16"/>
               </w:rPr>
-              <w:t>第12队 vs 第10队</w:t>
+              <w:t>第8队 vs 第6队</w:t>
             </w:r>
           </w:p>
         </w:tc>
         <w:tc>
           <w:tcPr>
-            <w:tcW w:type="dxa" w:w="1949"/>
+            <w:tcW w:type="dxa" w:w="2436"/>
           </w:tcPr>
           <w:p>
             <w:r>
               <w:rPr>
                 <w:sz w:val="16"/>
               </w:rPr>
-              <w:t>第13队 vs 第9队</w:t>
-            </w:r>
-          </w:p>
-        </w:tc>
-        <w:tc>
-          <w:tcPr>
-            <w:tcW w:type="dxa" w:w="1949"/>
-          </w:tcPr>
-          <w:p>
-            <w:r>
-              <w:rPr>
-                <w:sz w:val="16"/>
-              </w:rPr>
-              <w:t>第14队 vs 第8队</w:t>
+              <w:t>第9队 vs 第5队</w:t>
             </w:r>
           </w:p>
         </w:tc>
@@ -1609,7 +1536,7 @@
       <w:tr>
         <w:tc>
           <w:tcPr>
-            <w:tcW w:type="dxa" w:w="1949"/>
+            <w:tcW w:type="dxa" w:w="2436"/>
           </w:tcPr>
           <w:p>
             <w:r>
@@ -1623,53 +1550,40 @@
         </w:tc>
         <w:tc>
           <w:tcPr>
-            <w:tcW w:type="dxa" w:w="1949"/>
+            <w:tcW w:type="dxa" w:w="2436"/>
           </w:tcPr>
           <w:p>
             <w:r>
               <w:rPr>
                 <w:sz w:val="16"/>
               </w:rPr>
-              <w:t>第1队 vs 第10队</w:t>
+              <w:t>第1队 vs 第6队</w:t>
             </w:r>
           </w:p>
         </w:tc>
         <w:tc>
           <w:tcPr>
-            <w:tcW w:type="dxa" w:w="1949"/>
+            <w:tcW w:type="dxa" w:w="2436"/>
           </w:tcPr>
           <w:p>
             <w:r>
               <w:rPr>
                 <w:sz w:val="16"/>
               </w:rPr>
-              <w:t>第11队 vs 第9队</w:t>
+              <w:t>第7队 vs 第5队</w:t>
             </w:r>
           </w:p>
         </w:tc>
         <w:tc>
           <w:tcPr>
-            <w:tcW w:type="dxa" w:w="1949"/>
+            <w:tcW w:type="dxa" w:w="2436"/>
           </w:tcPr>
           <w:p>
             <w:r>
               <w:rPr>
                 <w:sz w:val="16"/>
               </w:rPr>
-              <w:t>第12队 vs 第8队</w:t>
-            </w:r>
-          </w:p>
-        </w:tc>
-        <w:tc>
-          <w:tcPr>
-            <w:tcW w:type="dxa" w:w="1949"/>
-          </w:tcPr>
-          <w:p>
-            <w:r>
-              <w:rPr>
-                <w:sz w:val="16"/>
-              </w:rPr>
-              <w:t>第13队 vs 第7队</w:t>
+              <w:t>第8队 vs 第4队</w:t>
             </w:r>
           </w:p>
         </w:tc>
@@ -1677,7 +1591,7 @@
       <w:tr>
         <w:tc>
           <w:tcPr>
-            <w:tcW w:type="dxa" w:w="1949"/>
+            <w:tcW w:type="dxa" w:w="2436"/>
           </w:tcPr>
           <w:p>
             <w:r>
@@ -1691,53 +1605,40 @@
         </w:tc>
         <w:tc>
           <w:tcPr>
-            <w:tcW w:type="dxa" w:w="1949"/>
+            <w:tcW w:type="dxa" w:w="2436"/>
           </w:tcPr>
           <w:p>
             <w:r>
               <w:rPr>
                 <w:sz w:val="16"/>
               </w:rPr>
-              <w:t>第1队 vs 第9队</w:t>
+              <w:t>第1队 vs 第5队</w:t>
             </w:r>
           </w:p>
         </w:tc>
         <w:tc>
           <w:tcPr>
-            <w:tcW w:type="dxa" w:w="1949"/>
+            <w:tcW w:type="dxa" w:w="2436"/>
           </w:tcPr>
           <w:p>
             <w:r>
               <w:rPr>
                 <w:sz w:val="16"/>
               </w:rPr>
-              <w:t>第10队 vs 第8队</w:t>
+              <w:t>第6队 vs 第4队</w:t>
             </w:r>
           </w:p>
         </w:tc>
         <w:tc>
           <w:tcPr>
-            <w:tcW w:type="dxa" w:w="1949"/>
+            <w:tcW w:type="dxa" w:w="2436"/>
           </w:tcPr>
           <w:p>
             <w:r>
               <w:rPr>
                 <w:sz w:val="16"/>
               </w:rPr>
-              <w:t>第11队 vs 第7队</w:t>
-            </w:r>
-          </w:p>
-        </w:tc>
-        <w:tc>
-          <w:tcPr>
-            <w:tcW w:type="dxa" w:w="1949"/>
-          </w:tcPr>
-          <w:p>
-            <w:r>
-              <w:rPr>
-                <w:sz w:val="16"/>
-              </w:rPr>
-              <w:t>第12队 vs 第6队</w:t>
+              <w:t>第7队 vs 第3队</w:t>
             </w:r>
           </w:p>
         </w:tc>
@@ -1745,7 +1646,7 @@
       <w:tr>
         <w:tc>
           <w:tcPr>
-            <w:tcW w:type="dxa" w:w="1949"/>
+            <w:tcW w:type="dxa" w:w="2436"/>
           </w:tcPr>
           <w:p>
             <w:r>
@@ -1759,53 +1660,40 @@
         </w:tc>
         <w:tc>
           <w:tcPr>
-            <w:tcW w:type="dxa" w:w="1949"/>
+            <w:tcW w:type="dxa" w:w="2436"/>
           </w:tcPr>
           <w:p>
             <w:r>
               <w:rPr>
                 <w:sz w:val="16"/>
               </w:rPr>
-              <w:t>第1队 vs 第8队</w:t>
+              <w:t>第1队 vs 第4队</w:t>
             </w:r>
           </w:p>
         </w:tc>
         <w:tc>
           <w:tcPr>
-            <w:tcW w:type="dxa" w:w="1949"/>
+            <w:tcW w:type="dxa" w:w="2436"/>
           </w:tcPr>
           <w:p>
             <w:r>
               <w:rPr>
                 <w:sz w:val="16"/>
               </w:rPr>
-              <w:t>第9队 vs 第7队</w:t>
+              <w:t>第5队 vs 第3队</w:t>
             </w:r>
           </w:p>
         </w:tc>
         <w:tc>
           <w:tcPr>
-            <w:tcW w:type="dxa" w:w="1949"/>
+            <w:tcW w:type="dxa" w:w="2436"/>
           </w:tcPr>
           <w:p>
             <w:r>
               <w:rPr>
                 <w:sz w:val="16"/>
               </w:rPr>
-              <w:t>第10队 vs 第6队</w:t>
-            </w:r>
-          </w:p>
-        </w:tc>
-        <w:tc>
-          <w:tcPr>
-            <w:tcW w:type="dxa" w:w="1949"/>
-          </w:tcPr>
-          <w:p>
-            <w:r>
-              <w:rPr>
-                <w:sz w:val="16"/>
-              </w:rPr>
-              <w:t>第11队 vs 第5队</w:t>
+              <w:t>第6队 vs 第2队</w:t>
             </w:r>
           </w:p>
         </w:tc>
@@ -1813,7 +1701,7 @@
       <w:tr>
         <w:tc>
           <w:tcPr>
-            <w:tcW w:type="dxa" w:w="1949"/>
+            <w:tcW w:type="dxa" w:w="2436"/>
           </w:tcPr>
           <w:p>
             <w:r>
@@ -1827,53 +1715,40 @@
         </w:tc>
         <w:tc>
           <w:tcPr>
-            <w:tcW w:type="dxa" w:w="1949"/>
+            <w:tcW w:type="dxa" w:w="2436"/>
           </w:tcPr>
           <w:p>
             <w:r>
               <w:rPr>
                 <w:sz w:val="16"/>
               </w:rPr>
-              <w:t>第1队 vs 第7队</w:t>
+              <w:t>第1队 vs 第3队</w:t>
             </w:r>
           </w:p>
         </w:tc>
         <w:tc>
           <w:tcPr>
-            <w:tcW w:type="dxa" w:w="1949"/>
+            <w:tcW w:type="dxa" w:w="2436"/>
           </w:tcPr>
           <w:p>
             <w:r>
               <w:rPr>
                 <w:sz w:val="16"/>
               </w:rPr>
-              <w:t>第8队 vs 第6队</w:t>
+              <w:t>第4队 vs 第2队</w:t>
             </w:r>
           </w:p>
         </w:tc>
         <w:tc>
           <w:tcPr>
-            <w:tcW w:type="dxa" w:w="1949"/>
+            <w:tcW w:type="dxa" w:w="2436"/>
           </w:tcPr>
           <w:p>
             <w:r>
               <w:rPr>
                 <w:sz w:val="16"/>
               </w:rPr>
-              <w:t>第9队 vs 第5队</w:t>
-            </w:r>
-          </w:p>
-        </w:tc>
-        <w:tc>
-          <w:tcPr>
-            <w:tcW w:type="dxa" w:w="1949"/>
-          </w:tcPr>
-          <w:p>
-            <w:r>
-              <w:rPr>
-                <w:sz w:val="16"/>
-              </w:rPr>
-              <w:t>第10队 vs 第4队</w:t>
+              <w:t>第5队 vs 第12队</w:t>
             </w:r>
           </w:p>
         </w:tc>
@@ -1881,7 +1756,7 @@
       <w:tr>
         <w:tc>
           <w:tcPr>
-            <w:tcW w:type="dxa" w:w="1949"/>
+            <w:tcW w:type="dxa" w:w="2436"/>
           </w:tcPr>
           <w:p>
             <w:r>
@@ -1895,279 +1770,7 @@
         </w:tc>
         <w:tc>
           <w:tcPr>
-            <w:tcW w:type="dxa" w:w="1949"/>
-          </w:tcPr>
-          <w:p>
-            <w:r>
-              <w:rPr>
-                <w:sz w:val="16"/>
-              </w:rPr>
-              <w:t>第1队 vs 第6队</w:t>
-            </w:r>
-          </w:p>
-        </w:tc>
-        <w:tc>
-          <w:tcPr>
-            <w:tcW w:type="dxa" w:w="1949"/>
-          </w:tcPr>
-          <w:p>
-            <w:r>
-              <w:rPr>
-                <w:sz w:val="16"/>
-              </w:rPr>
-              <w:t>第7队 vs 第5队</w:t>
-            </w:r>
-          </w:p>
-        </w:tc>
-        <w:tc>
-          <w:tcPr>
-            <w:tcW w:type="dxa" w:w="1949"/>
-          </w:tcPr>
-          <w:p>
-            <w:r>
-              <w:rPr>
-                <w:sz w:val="16"/>
-              </w:rPr>
-              <w:t>第8队 vs 第4队</w:t>
-            </w:r>
-          </w:p>
-        </w:tc>
-        <w:tc>
-          <w:tcPr>
-            <w:tcW w:type="dxa" w:w="1949"/>
-          </w:tcPr>
-          <w:p>
-            <w:r>
-              <w:rPr>
-                <w:sz w:val="16"/>
-              </w:rPr>
-              <w:t>第9队 vs 第3队</w:t>
-            </w:r>
-          </w:p>
-        </w:tc>
-      </w:tr>
-      <w:tr>
-        <w:tc>
-          <w:tcPr>
-            <w:tcW w:type="dxa" w:w="1949"/>
-          </w:tcPr>
-          <w:p>
-            <w:r>
-              <w:rPr>
-                <w:b/>
-                <w:sz w:val="18"/>
-              </w:rPr>
-              <w:t>第12轮</w:t>
-            </w:r>
-          </w:p>
-        </w:tc>
-        <w:tc>
-          <w:tcPr>
-            <w:tcW w:type="dxa" w:w="1949"/>
-          </w:tcPr>
-          <w:p>
-            <w:r>
-              <w:rPr>
-                <w:sz w:val="16"/>
-              </w:rPr>
-              <w:t>第1队 vs 第5队</w:t>
-            </w:r>
-          </w:p>
-        </w:tc>
-        <w:tc>
-          <w:tcPr>
-            <w:tcW w:type="dxa" w:w="1949"/>
-          </w:tcPr>
-          <w:p>
-            <w:r>
-              <w:rPr>
-                <w:sz w:val="16"/>
-              </w:rPr>
-              <w:t>第6队 vs 第4队</w:t>
-            </w:r>
-          </w:p>
-        </w:tc>
-        <w:tc>
-          <w:tcPr>
-            <w:tcW w:type="dxa" w:w="1949"/>
-          </w:tcPr>
-          <w:p>
-            <w:r>
-              <w:rPr>
-                <w:sz w:val="16"/>
-              </w:rPr>
-              <w:t>第7队 vs 第3队</w:t>
-            </w:r>
-          </w:p>
-        </w:tc>
-        <w:tc>
-          <w:tcPr>
-            <w:tcW w:type="dxa" w:w="1949"/>
-          </w:tcPr>
-          <w:p>
-            <w:r>
-              <w:rPr>
-                <w:sz w:val="16"/>
-              </w:rPr>
-              <w:t>第8队 vs 第2队</w:t>
-            </w:r>
-          </w:p>
-        </w:tc>
-      </w:tr>
-      <w:tr>
-        <w:tc>
-          <w:tcPr>
-            <w:tcW w:type="dxa" w:w="1949"/>
-          </w:tcPr>
-          <w:p>
-            <w:r>
-              <w:rPr>
-                <w:b/>
-                <w:sz w:val="18"/>
-              </w:rPr>
-              <w:t>第13轮</w:t>
-            </w:r>
-          </w:p>
-        </w:tc>
-        <w:tc>
-          <w:tcPr>
-            <w:tcW w:type="dxa" w:w="1949"/>
-          </w:tcPr>
-          <w:p>
-            <w:r>
-              <w:rPr>
-                <w:sz w:val="16"/>
-              </w:rPr>
-              <w:t>第1队 vs 第4队</w:t>
-            </w:r>
-          </w:p>
-        </w:tc>
-        <w:tc>
-          <w:tcPr>
-            <w:tcW w:type="dxa" w:w="1949"/>
-          </w:tcPr>
-          <w:p>
-            <w:r>
-              <w:rPr>
-                <w:sz w:val="16"/>
-              </w:rPr>
-              <w:t>第5队 vs 第3队</w:t>
-            </w:r>
-          </w:p>
-        </w:tc>
-        <w:tc>
-          <w:tcPr>
-            <w:tcW w:type="dxa" w:w="1949"/>
-          </w:tcPr>
-          <w:p>
-            <w:r>
-              <w:rPr>
-                <w:sz w:val="16"/>
-              </w:rPr>
-              <w:t>第6队 vs 第2队</w:t>
-            </w:r>
-          </w:p>
-        </w:tc>
-        <w:tc>
-          <w:tcPr>
-            <w:tcW w:type="dxa" w:w="1949"/>
-          </w:tcPr>
-          <w:p>
-            <w:r>
-              <w:rPr>
-                <w:sz w:val="16"/>
-              </w:rPr>
-              <w:t>第7队 vs 第16队</w:t>
-            </w:r>
-          </w:p>
-        </w:tc>
-      </w:tr>
-      <w:tr>
-        <w:tc>
-          <w:tcPr>
-            <w:tcW w:type="dxa" w:w="1949"/>
-          </w:tcPr>
-          <w:p>
-            <w:r>
-              <w:rPr>
-                <w:b/>
-                <w:sz w:val="18"/>
-              </w:rPr>
-              <w:t>第14轮</w:t>
-            </w:r>
-          </w:p>
-        </w:tc>
-        <w:tc>
-          <w:tcPr>
-            <w:tcW w:type="dxa" w:w="1949"/>
-          </w:tcPr>
-          <w:p>
-            <w:r>
-              <w:rPr>
-                <w:sz w:val="16"/>
-              </w:rPr>
-              <w:t>第1队 vs 第3队</w:t>
-            </w:r>
-          </w:p>
-        </w:tc>
-        <w:tc>
-          <w:tcPr>
-            <w:tcW w:type="dxa" w:w="1949"/>
-          </w:tcPr>
-          <w:p>
-            <w:r>
-              <w:rPr>
-                <w:sz w:val="16"/>
-              </w:rPr>
-              <w:t>第4队 vs 第2队</w:t>
-            </w:r>
-          </w:p>
-        </w:tc>
-        <w:tc>
-          <w:tcPr>
-            <w:tcW w:type="dxa" w:w="1949"/>
-          </w:tcPr>
-          <w:p>
-            <w:r>
-              <w:rPr>
-                <w:sz w:val="16"/>
-              </w:rPr>
-              <w:t>第5队 vs 第16队</w:t>
-            </w:r>
-          </w:p>
-        </w:tc>
-        <w:tc>
-          <w:tcPr>
-            <w:tcW w:type="dxa" w:w="1949"/>
-          </w:tcPr>
-          <w:p>
-            <w:r>
-              <w:rPr>
-                <w:sz w:val="16"/>
-              </w:rPr>
-              <w:t>第6队 vs 第15队</w:t>
-            </w:r>
-          </w:p>
-        </w:tc>
-      </w:tr>
-      <w:tr>
-        <w:tc>
-          <w:tcPr>
-            <w:tcW w:type="dxa" w:w="1949"/>
-          </w:tcPr>
-          <w:p>
-            <w:r>
-              <w:rPr>
-                <w:b/>
-                <w:sz w:val="18"/>
-              </w:rPr>
-              <w:t>第15轮</w:t>
-            </w:r>
-          </w:p>
-        </w:tc>
-        <w:tc>
-          <w:tcPr>
-            <w:tcW w:type="dxa" w:w="1949"/>
+            <w:tcW w:type="dxa" w:w="2436"/>
           </w:tcPr>
           <w:p>
             <w:r>
@@ -2180,40 +1783,27 @@
         </w:tc>
         <w:tc>
           <w:tcPr>
-            <w:tcW w:type="dxa" w:w="1949"/>
+            <w:tcW w:type="dxa" w:w="2436"/>
           </w:tcPr>
           <w:p>
             <w:r>
               <w:rPr>
                 <w:sz w:val="16"/>
               </w:rPr>
-              <w:t>第3队 vs 第16队</w:t>
+              <w:t>第3队 vs 第12队</w:t>
             </w:r>
           </w:p>
         </w:tc>
         <w:tc>
           <w:tcPr>
-            <w:tcW w:type="dxa" w:w="1949"/>
+            <w:tcW w:type="dxa" w:w="2436"/>
           </w:tcPr>
           <w:p>
             <w:r>
               <w:rPr>
                 <w:sz w:val="16"/>
               </w:rPr>
-              <w:t>第4队 vs 第15队</w:t>
-            </w:r>
-          </w:p>
-        </w:tc>
-        <w:tc>
-          <w:tcPr>
-            <w:tcW w:type="dxa" w:w="1949"/>
-          </w:tcPr>
-          <w:p>
-            <w:r>
-              <w:rPr>
-                <w:sz w:val="16"/>
-              </w:rPr>
-              <w:t>第5队 vs 第14队</w:t>
+              <w:t>第4队 vs 第11队</w:t>
             </w:r>
           </w:p>
         </w:tc>
@@ -2228,7 +1818,7 @@
         <w:rPr>
           <w:color w:val="C62828"/>
         </w:rPr>
-        <w:t>晚场（每轮后 4 场）</w:t>
+        <w:t>周日（每轮后 3 场）</w:t>
       </w:r>
     </w:p>
     <w:tbl>
@@ -2239,16 +1829,15 @@
         <w:tblLook w:firstColumn="1" w:firstRow="1" w:lastColumn="0" w:lastRow="0" w:noHBand="0" w:noVBand="1" w:val="04A0"/>
       </w:tblPr>
       <w:tblGrid>
-        <w:gridCol w:w="1949"/>
-        <w:gridCol w:w="1949"/>
-        <w:gridCol w:w="1949"/>
-        <w:gridCol w:w="1949"/>
-        <w:gridCol w:w="1949"/>
+        <w:gridCol w:w="2436"/>
+        <w:gridCol w:w="2436"/>
+        <w:gridCol w:w="2436"/>
+        <w:gridCol w:w="2436"/>
       </w:tblGrid>
       <w:tr>
         <w:tc>
           <w:tcPr>
-            <w:tcW w:type="dxa" w:w="1949"/>
+            <w:tcW w:type="dxa" w:w="2436"/>
             <w:shd w:fill="1565C0" w:val="clear"/>
           </w:tcPr>
           <w:p>
@@ -2264,7 +1853,7 @@
         </w:tc>
         <w:tc>
           <w:tcPr>
-            <w:tcW w:type="dxa" w:w="1949"/>
+            <w:tcW w:type="dxa" w:w="2436"/>
             <w:shd w:fill="1565C0" w:val="clear"/>
           </w:tcPr>
           <w:p>
@@ -2274,13 +1863,13 @@
                 <w:color w:val="FFFFFF"/>
                 <w:sz w:val="18"/>
               </w:rPr>
-              <w:t>周六 19:00</w:t>
+              <w:t>周日 14:00</w:t>
             </w:r>
           </w:p>
         </w:tc>
         <w:tc>
           <w:tcPr>
-            <w:tcW w:type="dxa" w:w="1949"/>
+            <w:tcW w:type="dxa" w:w="2436"/>
             <w:shd w:fill="1565C0" w:val="clear"/>
           </w:tcPr>
           <w:p>
@@ -2290,13 +1879,13 @@
                 <w:color w:val="FFFFFF"/>
                 <w:sz w:val="18"/>
               </w:rPr>
-              <w:t>周六 21:00</w:t>
+              <w:t>周日 16:00</w:t>
             </w:r>
           </w:p>
         </w:tc>
         <w:tc>
           <w:tcPr>
-            <w:tcW w:type="dxa" w:w="1949"/>
+            <w:tcW w:type="dxa" w:w="2436"/>
             <w:shd w:fill="1565C0" w:val="clear"/>
           </w:tcPr>
           <w:p>
@@ -2310,27 +1899,11 @@
             </w:r>
           </w:p>
         </w:tc>
-        <w:tc>
-          <w:tcPr>
-            <w:tcW w:type="dxa" w:w="1949"/>
-            <w:shd w:fill="1565C0" w:val="clear"/>
-          </w:tcPr>
-          <w:p>
-            <w:r>
-              <w:rPr>
-                <w:b/>
-                <w:color w:val="FFFFFF"/>
-                <w:sz w:val="18"/>
-              </w:rPr>
-              <w:t>周日 21:00</w:t>
-            </w:r>
-          </w:p>
-        </w:tc>
       </w:tr>
       <w:tr>
         <w:tc>
           <w:tcPr>
-            <w:tcW w:type="dxa" w:w="1949"/>
+            <w:tcW w:type="dxa" w:w="2436"/>
           </w:tcPr>
           <w:p>
             <w:r>
@@ -2344,20 +1917,502 @@
         </w:tc>
         <w:tc>
           <w:tcPr>
-            <w:tcW w:type="dxa" w:w="1949"/>
+            <w:tcW w:type="dxa" w:w="2436"/>
           </w:tcPr>
           <w:p>
             <w:r>
               <w:rPr>
                 <w:sz w:val="16"/>
               </w:rPr>
-              <w:t>第5队 vs 第12队</w:t>
+              <w:t>第4队 vs 第9队</w:t>
             </w:r>
           </w:p>
         </w:tc>
         <w:tc>
           <w:tcPr>
-            <w:tcW w:type="dxa" w:w="1949"/>
+            <w:tcW w:type="dxa" w:w="2436"/>
+          </w:tcPr>
+          <w:p>
+            <w:r>
+              <w:rPr>
+                <w:sz w:val="16"/>
+              </w:rPr>
+              <w:t>第5队 vs 第8队</w:t>
+            </w:r>
+          </w:p>
+        </w:tc>
+        <w:tc>
+          <w:tcPr>
+            <w:tcW w:type="dxa" w:w="2436"/>
+          </w:tcPr>
+          <w:p>
+            <w:r>
+              <w:rPr>
+                <w:sz w:val="16"/>
+              </w:rPr>
+              <w:t>第6队 vs 第7队</w:t>
+            </w:r>
+          </w:p>
+        </w:tc>
+      </w:tr>
+      <w:tr>
+        <w:tc>
+          <w:tcPr>
+            <w:tcW w:type="dxa" w:w="2436"/>
+          </w:tcPr>
+          <w:p>
+            <w:r>
+              <w:rPr>
+                <w:b/>
+                <w:sz w:val="18"/>
+              </w:rPr>
+              <w:t>第2轮</w:t>
+            </w:r>
+          </w:p>
+        </w:tc>
+        <w:tc>
+          <w:tcPr>
+            <w:tcW w:type="dxa" w:w="2436"/>
+          </w:tcPr>
+          <w:p>
+            <w:r>
+              <w:rPr>
+                <w:sz w:val="16"/>
+              </w:rPr>
+              <w:t>第3队 vs 第8队</w:t>
+            </w:r>
+          </w:p>
+        </w:tc>
+        <w:tc>
+          <w:tcPr>
+            <w:tcW w:type="dxa" w:w="2436"/>
+          </w:tcPr>
+          <w:p>
+            <w:r>
+              <w:rPr>
+                <w:sz w:val="16"/>
+              </w:rPr>
+              <w:t>第4队 vs 第7队</w:t>
+            </w:r>
+          </w:p>
+        </w:tc>
+        <w:tc>
+          <w:tcPr>
+            <w:tcW w:type="dxa" w:w="2436"/>
+          </w:tcPr>
+          <w:p>
+            <w:r>
+              <w:rPr>
+                <w:sz w:val="16"/>
+              </w:rPr>
+              <w:t>第5队 vs 第6队</w:t>
+            </w:r>
+          </w:p>
+        </w:tc>
+      </w:tr>
+      <w:tr>
+        <w:tc>
+          <w:tcPr>
+            <w:tcW w:type="dxa" w:w="2436"/>
+          </w:tcPr>
+          <w:p>
+            <w:r>
+              <w:rPr>
+                <w:b/>
+                <w:sz w:val="18"/>
+              </w:rPr>
+              <w:t>第3轮</w:t>
+            </w:r>
+          </w:p>
+        </w:tc>
+        <w:tc>
+          <w:tcPr>
+            <w:tcW w:type="dxa" w:w="2436"/>
+          </w:tcPr>
+          <w:p>
+            <w:r>
+              <w:rPr>
+                <w:sz w:val="16"/>
+              </w:rPr>
+              <w:t>第2队 vs 第7队</w:t>
+            </w:r>
+          </w:p>
+        </w:tc>
+        <w:tc>
+          <w:tcPr>
+            <w:tcW w:type="dxa" w:w="2436"/>
+          </w:tcPr>
+          <w:p>
+            <w:r>
+              <w:rPr>
+                <w:sz w:val="16"/>
+              </w:rPr>
+              <w:t>第3队 vs 第6队</w:t>
+            </w:r>
+          </w:p>
+        </w:tc>
+        <w:tc>
+          <w:tcPr>
+            <w:tcW w:type="dxa" w:w="2436"/>
+          </w:tcPr>
+          <w:p>
+            <w:r>
+              <w:rPr>
+                <w:sz w:val="16"/>
+              </w:rPr>
+              <w:t>第4队 vs 第5队</w:t>
+            </w:r>
+          </w:p>
+        </w:tc>
+      </w:tr>
+      <w:tr>
+        <w:tc>
+          <w:tcPr>
+            <w:tcW w:type="dxa" w:w="2436"/>
+          </w:tcPr>
+          <w:p>
+            <w:r>
+              <w:rPr>
+                <w:b/>
+                <w:sz w:val="18"/>
+              </w:rPr>
+              <w:t>第4轮</w:t>
+            </w:r>
+          </w:p>
+        </w:tc>
+        <w:tc>
+          <w:tcPr>
+            <w:tcW w:type="dxa" w:w="2436"/>
+          </w:tcPr>
+          <w:p>
+            <w:r>
+              <w:rPr>
+                <w:sz w:val="16"/>
+              </w:rPr>
+              <w:t>第12队 vs 第6队</w:t>
+            </w:r>
+          </w:p>
+        </w:tc>
+        <w:tc>
+          <w:tcPr>
+            <w:tcW w:type="dxa" w:w="2436"/>
+          </w:tcPr>
+          <w:p>
+            <w:r>
+              <w:rPr>
+                <w:sz w:val="16"/>
+              </w:rPr>
+              <w:t>第2队 vs 第5队</w:t>
+            </w:r>
+          </w:p>
+        </w:tc>
+        <w:tc>
+          <w:tcPr>
+            <w:tcW w:type="dxa" w:w="2436"/>
+          </w:tcPr>
+          <w:p>
+            <w:r>
+              <w:rPr>
+                <w:sz w:val="16"/>
+              </w:rPr>
+              <w:t>第3队 vs 第4队</w:t>
+            </w:r>
+          </w:p>
+        </w:tc>
+      </w:tr>
+      <w:tr>
+        <w:tc>
+          <w:tcPr>
+            <w:tcW w:type="dxa" w:w="2436"/>
+          </w:tcPr>
+          <w:p>
+            <w:r>
+              <w:rPr>
+                <w:b/>
+                <w:sz w:val="18"/>
+              </w:rPr>
+              <w:t>第5轮</w:t>
+            </w:r>
+          </w:p>
+        </w:tc>
+        <w:tc>
+          <w:tcPr>
+            <w:tcW w:type="dxa" w:w="2436"/>
+          </w:tcPr>
+          <w:p>
+            <w:r>
+              <w:rPr>
+                <w:sz w:val="16"/>
+              </w:rPr>
+              <w:t>第11队 vs 第5队</w:t>
+            </w:r>
+          </w:p>
+        </w:tc>
+        <w:tc>
+          <w:tcPr>
+            <w:tcW w:type="dxa" w:w="2436"/>
+          </w:tcPr>
+          <w:p>
+            <w:r>
+              <w:rPr>
+                <w:sz w:val="16"/>
+              </w:rPr>
+              <w:t>第12队 vs 第4队</w:t>
+            </w:r>
+          </w:p>
+        </w:tc>
+        <w:tc>
+          <w:tcPr>
+            <w:tcW w:type="dxa" w:w="2436"/>
+          </w:tcPr>
+          <w:p>
+            <w:r>
+              <w:rPr>
+                <w:sz w:val="16"/>
+              </w:rPr>
+              <w:t>第2队 vs 第3队</w:t>
+            </w:r>
+          </w:p>
+        </w:tc>
+      </w:tr>
+      <w:tr>
+        <w:tc>
+          <w:tcPr>
+            <w:tcW w:type="dxa" w:w="2436"/>
+          </w:tcPr>
+          <w:p>
+            <w:r>
+              <w:rPr>
+                <w:b/>
+                <w:sz w:val="18"/>
+              </w:rPr>
+              <w:t>第6轮</w:t>
+            </w:r>
+          </w:p>
+        </w:tc>
+        <w:tc>
+          <w:tcPr>
+            <w:tcW w:type="dxa" w:w="2436"/>
+          </w:tcPr>
+          <w:p>
+            <w:r>
+              <w:rPr>
+                <w:sz w:val="16"/>
+              </w:rPr>
+              <w:t>第10队 vs 第4队</w:t>
+            </w:r>
+          </w:p>
+        </w:tc>
+        <w:tc>
+          <w:tcPr>
+            <w:tcW w:type="dxa" w:w="2436"/>
+          </w:tcPr>
+          <w:p>
+            <w:r>
+              <w:rPr>
+                <w:sz w:val="16"/>
+              </w:rPr>
+              <w:t>第11队 vs 第3队</w:t>
+            </w:r>
+          </w:p>
+        </w:tc>
+        <w:tc>
+          <w:tcPr>
+            <w:tcW w:type="dxa" w:w="2436"/>
+          </w:tcPr>
+          <w:p>
+            <w:r>
+              <w:rPr>
+                <w:sz w:val="16"/>
+              </w:rPr>
+              <w:t>第12队 vs 第2队</w:t>
+            </w:r>
+          </w:p>
+        </w:tc>
+      </w:tr>
+      <w:tr>
+        <w:tc>
+          <w:tcPr>
+            <w:tcW w:type="dxa" w:w="2436"/>
+          </w:tcPr>
+          <w:p>
+            <w:r>
+              <w:rPr>
+                <w:b/>
+                <w:sz w:val="18"/>
+              </w:rPr>
+              <w:t>第7轮</w:t>
+            </w:r>
+          </w:p>
+        </w:tc>
+        <w:tc>
+          <w:tcPr>
+            <w:tcW w:type="dxa" w:w="2436"/>
+          </w:tcPr>
+          <w:p>
+            <w:r>
+              <w:rPr>
+                <w:sz w:val="16"/>
+              </w:rPr>
+              <w:t>第9队 vs 第3队</w:t>
+            </w:r>
+          </w:p>
+        </w:tc>
+        <w:tc>
+          <w:tcPr>
+            <w:tcW w:type="dxa" w:w="2436"/>
+          </w:tcPr>
+          <w:p>
+            <w:r>
+              <w:rPr>
+                <w:sz w:val="16"/>
+              </w:rPr>
+              <w:t>第10队 vs 第2队</w:t>
+            </w:r>
+          </w:p>
+        </w:tc>
+        <w:tc>
+          <w:tcPr>
+            <w:tcW w:type="dxa" w:w="2436"/>
+          </w:tcPr>
+          <w:p>
+            <w:r>
+              <w:rPr>
+                <w:sz w:val="16"/>
+              </w:rPr>
+              <w:t>第11队 vs 第12队</w:t>
+            </w:r>
+          </w:p>
+        </w:tc>
+      </w:tr>
+      <w:tr>
+        <w:tc>
+          <w:tcPr>
+            <w:tcW w:type="dxa" w:w="2436"/>
+          </w:tcPr>
+          <w:p>
+            <w:r>
+              <w:rPr>
+                <w:b/>
+                <w:sz w:val="18"/>
+              </w:rPr>
+              <w:t>第8轮</w:t>
+            </w:r>
+          </w:p>
+        </w:tc>
+        <w:tc>
+          <w:tcPr>
+            <w:tcW w:type="dxa" w:w="2436"/>
+          </w:tcPr>
+          <w:p>
+            <w:r>
+              <w:rPr>
+                <w:sz w:val="16"/>
+              </w:rPr>
+              <w:t>第8队 vs 第2队</w:t>
+            </w:r>
+          </w:p>
+        </w:tc>
+        <w:tc>
+          <w:tcPr>
+            <w:tcW w:type="dxa" w:w="2436"/>
+          </w:tcPr>
+          <w:p>
+            <w:r>
+              <w:rPr>
+                <w:sz w:val="16"/>
+              </w:rPr>
+              <w:t>第9队 vs 第12队</w:t>
+            </w:r>
+          </w:p>
+        </w:tc>
+        <w:tc>
+          <w:tcPr>
+            <w:tcW w:type="dxa" w:w="2436"/>
+          </w:tcPr>
+          <w:p>
+            <w:r>
+              <w:rPr>
+                <w:sz w:val="16"/>
+              </w:rPr>
+              <w:t>第10队 vs 第11队</w:t>
+            </w:r>
+          </w:p>
+        </w:tc>
+      </w:tr>
+      <w:tr>
+        <w:tc>
+          <w:tcPr>
+            <w:tcW w:type="dxa" w:w="2436"/>
+          </w:tcPr>
+          <w:p>
+            <w:r>
+              <w:rPr>
+                <w:b/>
+                <w:sz w:val="18"/>
+              </w:rPr>
+              <w:t>第9轮</w:t>
+            </w:r>
+          </w:p>
+        </w:tc>
+        <w:tc>
+          <w:tcPr>
+            <w:tcW w:type="dxa" w:w="2436"/>
+          </w:tcPr>
+          <w:p>
+            <w:r>
+              <w:rPr>
+                <w:sz w:val="16"/>
+              </w:rPr>
+              <w:t>第7队 vs 第12队</w:t>
+            </w:r>
+          </w:p>
+        </w:tc>
+        <w:tc>
+          <w:tcPr>
+            <w:tcW w:type="dxa" w:w="2436"/>
+          </w:tcPr>
+          <w:p>
+            <w:r>
+              <w:rPr>
+                <w:sz w:val="16"/>
+              </w:rPr>
+              <w:t>第8队 vs 第11队</w:t>
+            </w:r>
+          </w:p>
+        </w:tc>
+        <w:tc>
+          <w:tcPr>
+            <w:tcW w:type="dxa" w:w="2436"/>
+          </w:tcPr>
+          <w:p>
+            <w:r>
+              <w:rPr>
+                <w:sz w:val="16"/>
+              </w:rPr>
+              <w:t>第9队 vs 第10队</w:t>
+            </w:r>
+          </w:p>
+        </w:tc>
+      </w:tr>
+      <w:tr>
+        <w:tc>
+          <w:tcPr>
+            <w:tcW w:type="dxa" w:w="2436"/>
+          </w:tcPr>
+          <w:p>
+            <w:r>
+              <w:rPr>
+                <w:b/>
+                <w:sz w:val="18"/>
+              </w:rPr>
+              <w:t>第10轮</w:t>
+            </w:r>
+          </w:p>
+        </w:tc>
+        <w:tc>
+          <w:tcPr>
+            <w:tcW w:type="dxa" w:w="2436"/>
           </w:tcPr>
           <w:p>
             <w:r>
@@ -2370,7 +2425,7 @@
         </w:tc>
         <w:tc>
           <w:tcPr>
-            <w:tcW w:type="dxa" w:w="1949"/>
+            <w:tcW w:type="dxa" w:w="2436"/>
           </w:tcPr>
           <w:p>
             <w:r>
@@ -2383,7 +2438,7 @@
         </w:tc>
         <w:tc>
           <w:tcPr>
-            <w:tcW w:type="dxa" w:w="1949"/>
+            <w:tcW w:type="dxa" w:w="2436"/>
           </w:tcPr>
           <w:p>
             <w:r>
@@ -2398,619 +2453,7 @@
       <w:tr>
         <w:tc>
           <w:tcPr>
-            <w:tcW w:type="dxa" w:w="1949"/>
-          </w:tcPr>
-          <w:p>
-            <w:r>
-              <w:rPr>
-                <w:b/>
-                <w:sz w:val="18"/>
-              </w:rPr>
-              <w:t>第2轮</w:t>
-            </w:r>
-          </w:p>
-        </w:tc>
-        <w:tc>
-          <w:tcPr>
-            <w:tcW w:type="dxa" w:w="1949"/>
-          </w:tcPr>
-          <w:p>
-            <w:r>
-              <w:rPr>
-                <w:sz w:val="16"/>
-              </w:rPr>
-              <w:t>第4队 vs 第11队</w:t>
-            </w:r>
-          </w:p>
-        </w:tc>
-        <w:tc>
-          <w:tcPr>
-            <w:tcW w:type="dxa" w:w="1949"/>
-          </w:tcPr>
-          <w:p>
-            <w:r>
-              <w:rPr>
-                <w:sz w:val="16"/>
-              </w:rPr>
-              <w:t>第5队 vs 第10队</w:t>
-            </w:r>
-          </w:p>
-        </w:tc>
-        <w:tc>
-          <w:tcPr>
-            <w:tcW w:type="dxa" w:w="1949"/>
-          </w:tcPr>
-          <w:p>
-            <w:r>
-              <w:rPr>
-                <w:sz w:val="16"/>
-              </w:rPr>
-              <w:t>第6队 vs 第9队</w:t>
-            </w:r>
-          </w:p>
-        </w:tc>
-        <w:tc>
-          <w:tcPr>
-            <w:tcW w:type="dxa" w:w="1949"/>
-          </w:tcPr>
-          <w:p>
-            <w:r>
-              <w:rPr>
-                <w:sz w:val="16"/>
-              </w:rPr>
-              <w:t>第7队 vs 第8队</w:t>
-            </w:r>
-          </w:p>
-        </w:tc>
-      </w:tr>
-      <w:tr>
-        <w:tc>
-          <w:tcPr>
-            <w:tcW w:type="dxa" w:w="1949"/>
-          </w:tcPr>
-          <w:p>
-            <w:r>
-              <w:rPr>
-                <w:b/>
-                <w:sz w:val="18"/>
-              </w:rPr>
-              <w:t>第3轮</w:t>
-            </w:r>
-          </w:p>
-        </w:tc>
-        <w:tc>
-          <w:tcPr>
-            <w:tcW w:type="dxa" w:w="1949"/>
-          </w:tcPr>
-          <w:p>
-            <w:r>
-              <w:rPr>
-                <w:sz w:val="16"/>
-              </w:rPr>
-              <w:t>第3队 vs 第10队</w:t>
-            </w:r>
-          </w:p>
-        </w:tc>
-        <w:tc>
-          <w:tcPr>
-            <w:tcW w:type="dxa" w:w="1949"/>
-          </w:tcPr>
-          <w:p>
-            <w:r>
-              <w:rPr>
-                <w:sz w:val="16"/>
-              </w:rPr>
-              <w:t>第4队 vs 第9队</w:t>
-            </w:r>
-          </w:p>
-        </w:tc>
-        <w:tc>
-          <w:tcPr>
-            <w:tcW w:type="dxa" w:w="1949"/>
-          </w:tcPr>
-          <w:p>
-            <w:r>
-              <w:rPr>
-                <w:sz w:val="16"/>
-              </w:rPr>
-              <w:t>第5队 vs 第8队</w:t>
-            </w:r>
-          </w:p>
-        </w:tc>
-        <w:tc>
-          <w:tcPr>
-            <w:tcW w:type="dxa" w:w="1949"/>
-          </w:tcPr>
-          <w:p>
-            <w:r>
-              <w:rPr>
-                <w:sz w:val="16"/>
-              </w:rPr>
-              <w:t>第6队 vs 第7队</w:t>
-            </w:r>
-          </w:p>
-        </w:tc>
-      </w:tr>
-      <w:tr>
-        <w:tc>
-          <w:tcPr>
-            <w:tcW w:type="dxa" w:w="1949"/>
-          </w:tcPr>
-          <w:p>
-            <w:r>
-              <w:rPr>
-                <w:b/>
-                <w:sz w:val="18"/>
-              </w:rPr>
-              <w:t>第4轮</w:t>
-            </w:r>
-          </w:p>
-        </w:tc>
-        <w:tc>
-          <w:tcPr>
-            <w:tcW w:type="dxa" w:w="1949"/>
-          </w:tcPr>
-          <w:p>
-            <w:r>
-              <w:rPr>
-                <w:sz w:val="16"/>
-              </w:rPr>
-              <w:t>第2队 vs 第9队</w:t>
-            </w:r>
-          </w:p>
-        </w:tc>
-        <w:tc>
-          <w:tcPr>
-            <w:tcW w:type="dxa" w:w="1949"/>
-          </w:tcPr>
-          <w:p>
-            <w:r>
-              <w:rPr>
-                <w:sz w:val="16"/>
-              </w:rPr>
-              <w:t>第3队 vs 第8队</w:t>
-            </w:r>
-          </w:p>
-        </w:tc>
-        <w:tc>
-          <w:tcPr>
-            <w:tcW w:type="dxa" w:w="1949"/>
-          </w:tcPr>
-          <w:p>
-            <w:r>
-              <w:rPr>
-                <w:sz w:val="16"/>
-              </w:rPr>
-              <w:t>第4队 vs 第7队</w:t>
-            </w:r>
-          </w:p>
-        </w:tc>
-        <w:tc>
-          <w:tcPr>
-            <w:tcW w:type="dxa" w:w="1949"/>
-          </w:tcPr>
-          <w:p>
-            <w:r>
-              <w:rPr>
-                <w:sz w:val="16"/>
-              </w:rPr>
-              <w:t>第5队 vs 第6队</w:t>
-            </w:r>
-          </w:p>
-        </w:tc>
-      </w:tr>
-      <w:tr>
-        <w:tc>
-          <w:tcPr>
-            <w:tcW w:type="dxa" w:w="1949"/>
-          </w:tcPr>
-          <w:p>
-            <w:r>
-              <w:rPr>
-                <w:b/>
-                <w:sz w:val="18"/>
-              </w:rPr>
-              <w:t>第5轮</w:t>
-            </w:r>
-          </w:p>
-        </w:tc>
-        <w:tc>
-          <w:tcPr>
-            <w:tcW w:type="dxa" w:w="1949"/>
-          </w:tcPr>
-          <w:p>
-            <w:r>
-              <w:rPr>
-                <w:sz w:val="16"/>
-              </w:rPr>
-              <w:t>第16队 vs 第8队</w:t>
-            </w:r>
-          </w:p>
-        </w:tc>
-        <w:tc>
-          <w:tcPr>
-            <w:tcW w:type="dxa" w:w="1949"/>
-          </w:tcPr>
-          <w:p>
-            <w:r>
-              <w:rPr>
-                <w:sz w:val="16"/>
-              </w:rPr>
-              <w:t>第2队 vs 第7队</w:t>
-            </w:r>
-          </w:p>
-        </w:tc>
-        <w:tc>
-          <w:tcPr>
-            <w:tcW w:type="dxa" w:w="1949"/>
-          </w:tcPr>
-          <w:p>
-            <w:r>
-              <w:rPr>
-                <w:sz w:val="16"/>
-              </w:rPr>
-              <w:t>第3队 vs 第6队</w:t>
-            </w:r>
-          </w:p>
-        </w:tc>
-        <w:tc>
-          <w:tcPr>
-            <w:tcW w:type="dxa" w:w="1949"/>
-          </w:tcPr>
-          <w:p>
-            <w:r>
-              <w:rPr>
-                <w:sz w:val="16"/>
-              </w:rPr>
-              <w:t>第4队 vs 第5队</w:t>
-            </w:r>
-          </w:p>
-        </w:tc>
-      </w:tr>
-      <w:tr>
-        <w:tc>
-          <w:tcPr>
-            <w:tcW w:type="dxa" w:w="1949"/>
-          </w:tcPr>
-          <w:p>
-            <w:r>
-              <w:rPr>
-                <w:b/>
-                <w:sz w:val="18"/>
-              </w:rPr>
-              <w:t>第6轮</w:t>
-            </w:r>
-          </w:p>
-        </w:tc>
-        <w:tc>
-          <w:tcPr>
-            <w:tcW w:type="dxa" w:w="1949"/>
-          </w:tcPr>
-          <w:p>
-            <w:r>
-              <w:rPr>
-                <w:sz w:val="16"/>
-              </w:rPr>
-              <w:t>第15队 vs 第7队</w:t>
-            </w:r>
-          </w:p>
-        </w:tc>
-        <w:tc>
-          <w:tcPr>
-            <w:tcW w:type="dxa" w:w="1949"/>
-          </w:tcPr>
-          <w:p>
-            <w:r>
-              <w:rPr>
-                <w:sz w:val="16"/>
-              </w:rPr>
-              <w:t>第16队 vs 第6队</w:t>
-            </w:r>
-          </w:p>
-        </w:tc>
-        <w:tc>
-          <w:tcPr>
-            <w:tcW w:type="dxa" w:w="1949"/>
-          </w:tcPr>
-          <w:p>
-            <w:r>
-              <w:rPr>
-                <w:sz w:val="16"/>
-              </w:rPr>
-              <w:t>第2队 vs 第5队</w:t>
-            </w:r>
-          </w:p>
-        </w:tc>
-        <w:tc>
-          <w:tcPr>
-            <w:tcW w:type="dxa" w:w="1949"/>
-          </w:tcPr>
-          <w:p>
-            <w:r>
-              <w:rPr>
-                <w:sz w:val="16"/>
-              </w:rPr>
-              <w:t>第3队 vs 第4队</w:t>
-            </w:r>
-          </w:p>
-        </w:tc>
-      </w:tr>
-      <w:tr>
-        <w:tc>
-          <w:tcPr>
-            <w:tcW w:type="dxa" w:w="1949"/>
-          </w:tcPr>
-          <w:p>
-            <w:r>
-              <w:rPr>
-                <w:b/>
-                <w:sz w:val="18"/>
-              </w:rPr>
-              <w:t>第7轮</w:t>
-            </w:r>
-          </w:p>
-        </w:tc>
-        <w:tc>
-          <w:tcPr>
-            <w:tcW w:type="dxa" w:w="1949"/>
-          </w:tcPr>
-          <w:p>
-            <w:r>
-              <w:rPr>
-                <w:sz w:val="16"/>
-              </w:rPr>
-              <w:t>第14队 vs 第6队</w:t>
-            </w:r>
-          </w:p>
-        </w:tc>
-        <w:tc>
-          <w:tcPr>
-            <w:tcW w:type="dxa" w:w="1949"/>
-          </w:tcPr>
-          <w:p>
-            <w:r>
-              <w:rPr>
-                <w:sz w:val="16"/>
-              </w:rPr>
-              <w:t>第15队 vs 第5队</w:t>
-            </w:r>
-          </w:p>
-        </w:tc>
-        <w:tc>
-          <w:tcPr>
-            <w:tcW w:type="dxa" w:w="1949"/>
-          </w:tcPr>
-          <w:p>
-            <w:r>
-              <w:rPr>
-                <w:sz w:val="16"/>
-              </w:rPr>
-              <w:t>第16队 vs 第4队</w:t>
-            </w:r>
-          </w:p>
-        </w:tc>
-        <w:tc>
-          <w:tcPr>
-            <w:tcW w:type="dxa" w:w="1949"/>
-          </w:tcPr>
-          <w:p>
-            <w:r>
-              <w:rPr>
-                <w:sz w:val="16"/>
-              </w:rPr>
-              <w:t>第2队 vs 第3队</w:t>
-            </w:r>
-          </w:p>
-        </w:tc>
-      </w:tr>
-      <w:tr>
-        <w:tc>
-          <w:tcPr>
-            <w:tcW w:type="dxa" w:w="1949"/>
-          </w:tcPr>
-          <w:p>
-            <w:r>
-              <w:rPr>
-                <w:b/>
-                <w:sz w:val="18"/>
-              </w:rPr>
-              <w:t>第8轮</w:t>
-            </w:r>
-          </w:p>
-        </w:tc>
-        <w:tc>
-          <w:tcPr>
-            <w:tcW w:type="dxa" w:w="1949"/>
-          </w:tcPr>
-          <w:p>
-            <w:r>
-              <w:rPr>
-                <w:sz w:val="16"/>
-              </w:rPr>
-              <w:t>第13队 vs 第5队</w:t>
-            </w:r>
-          </w:p>
-        </w:tc>
-        <w:tc>
-          <w:tcPr>
-            <w:tcW w:type="dxa" w:w="1949"/>
-          </w:tcPr>
-          <w:p>
-            <w:r>
-              <w:rPr>
-                <w:sz w:val="16"/>
-              </w:rPr>
-              <w:t>第14队 vs 第4队</w:t>
-            </w:r>
-          </w:p>
-        </w:tc>
-        <w:tc>
-          <w:tcPr>
-            <w:tcW w:type="dxa" w:w="1949"/>
-          </w:tcPr>
-          <w:p>
-            <w:r>
-              <w:rPr>
-                <w:sz w:val="16"/>
-              </w:rPr>
-              <w:t>第15队 vs 第3队</w:t>
-            </w:r>
-          </w:p>
-        </w:tc>
-        <w:tc>
-          <w:tcPr>
-            <w:tcW w:type="dxa" w:w="1949"/>
-          </w:tcPr>
-          <w:p>
-            <w:r>
-              <w:rPr>
-                <w:sz w:val="16"/>
-              </w:rPr>
-              <w:t>第16队 vs 第2队</w:t>
-            </w:r>
-          </w:p>
-        </w:tc>
-      </w:tr>
-      <w:tr>
-        <w:tc>
-          <w:tcPr>
-            <w:tcW w:type="dxa" w:w="1949"/>
-          </w:tcPr>
-          <w:p>
-            <w:r>
-              <w:rPr>
-                <w:b/>
-                <w:sz w:val="18"/>
-              </w:rPr>
-              <w:t>第9轮</w:t>
-            </w:r>
-          </w:p>
-        </w:tc>
-        <w:tc>
-          <w:tcPr>
-            <w:tcW w:type="dxa" w:w="1949"/>
-          </w:tcPr>
-          <w:p>
-            <w:r>
-              <w:rPr>
-                <w:sz w:val="16"/>
-              </w:rPr>
-              <w:t>第12队 vs 第4队</w:t>
-            </w:r>
-          </w:p>
-        </w:tc>
-        <w:tc>
-          <w:tcPr>
-            <w:tcW w:type="dxa" w:w="1949"/>
-          </w:tcPr>
-          <w:p>
-            <w:r>
-              <w:rPr>
-                <w:sz w:val="16"/>
-              </w:rPr>
-              <w:t>第13队 vs 第3队</w:t>
-            </w:r>
-          </w:p>
-        </w:tc>
-        <w:tc>
-          <w:tcPr>
-            <w:tcW w:type="dxa" w:w="1949"/>
-          </w:tcPr>
-          <w:p>
-            <w:r>
-              <w:rPr>
-                <w:sz w:val="16"/>
-              </w:rPr>
-              <w:t>第14队 vs 第2队</w:t>
-            </w:r>
-          </w:p>
-        </w:tc>
-        <w:tc>
-          <w:tcPr>
-            <w:tcW w:type="dxa" w:w="1949"/>
-          </w:tcPr>
-          <w:p>
-            <w:r>
-              <w:rPr>
-                <w:sz w:val="16"/>
-              </w:rPr>
-              <w:t>第15队 vs 第16队</w:t>
-            </w:r>
-          </w:p>
-        </w:tc>
-      </w:tr>
-      <w:tr>
-        <w:tc>
-          <w:tcPr>
-            <w:tcW w:type="dxa" w:w="1949"/>
-          </w:tcPr>
-          <w:p>
-            <w:r>
-              <w:rPr>
-                <w:b/>
-                <w:sz w:val="18"/>
-              </w:rPr>
-              <w:t>第10轮</w:t>
-            </w:r>
-          </w:p>
-        </w:tc>
-        <w:tc>
-          <w:tcPr>
-            <w:tcW w:type="dxa" w:w="1949"/>
-          </w:tcPr>
-          <w:p>
-            <w:r>
-              <w:rPr>
-                <w:sz w:val="16"/>
-              </w:rPr>
-              <w:t>第11队 vs 第3队</w:t>
-            </w:r>
-          </w:p>
-        </w:tc>
-        <w:tc>
-          <w:tcPr>
-            <w:tcW w:type="dxa" w:w="1949"/>
-          </w:tcPr>
-          <w:p>
-            <w:r>
-              <w:rPr>
-                <w:sz w:val="16"/>
-              </w:rPr>
-              <w:t>第12队 vs 第2队</w:t>
-            </w:r>
-          </w:p>
-        </w:tc>
-        <w:tc>
-          <w:tcPr>
-            <w:tcW w:type="dxa" w:w="1949"/>
-          </w:tcPr>
-          <w:p>
-            <w:r>
-              <w:rPr>
-                <w:sz w:val="16"/>
-              </w:rPr>
-              <w:t>第13队 vs 第16队</w:t>
-            </w:r>
-          </w:p>
-        </w:tc>
-        <w:tc>
-          <w:tcPr>
-            <w:tcW w:type="dxa" w:w="1949"/>
-          </w:tcPr>
-          <w:p>
-            <w:r>
-              <w:rPr>
-                <w:sz w:val="16"/>
-              </w:rPr>
-              <w:t>第14队 vs 第15队</w:t>
-            </w:r>
-          </w:p>
-        </w:tc>
-      </w:tr>
-      <w:tr>
-        <w:tc>
-          <w:tcPr>
-            <w:tcW w:type="dxa" w:w="1949"/>
+            <w:tcW w:type="dxa" w:w="2436"/>
           </w:tcPr>
           <w:p>
             <w:r>
@@ -3024,325 +2467,40 @@
         </w:tc>
         <w:tc>
           <w:tcPr>
-            <w:tcW w:type="dxa" w:w="1949"/>
+            <w:tcW w:type="dxa" w:w="2436"/>
           </w:tcPr>
           <w:p>
             <w:r>
               <w:rPr>
                 <w:sz w:val="16"/>
               </w:rPr>
-              <w:t>第10队 vs 第2队</w:t>
+              <w:t>第5队 vs 第10队</w:t>
             </w:r>
           </w:p>
         </w:tc>
         <w:tc>
           <w:tcPr>
-            <w:tcW w:type="dxa" w:w="1949"/>
+            <w:tcW w:type="dxa" w:w="2436"/>
           </w:tcPr>
           <w:p>
             <w:r>
               <w:rPr>
                 <w:sz w:val="16"/>
               </w:rPr>
-              <w:t>第11队 vs 第16队</w:t>
+              <w:t>第6队 vs 第9队</w:t>
             </w:r>
           </w:p>
         </w:tc>
         <w:tc>
           <w:tcPr>
-            <w:tcW w:type="dxa" w:w="1949"/>
+            <w:tcW w:type="dxa" w:w="2436"/>
           </w:tcPr>
           <w:p>
             <w:r>
               <w:rPr>
                 <w:sz w:val="16"/>
               </w:rPr>
-              <w:t>第12队 vs 第15队</w:t>
-            </w:r>
-          </w:p>
-        </w:tc>
-        <w:tc>
-          <w:tcPr>
-            <w:tcW w:type="dxa" w:w="1949"/>
-          </w:tcPr>
-          <w:p>
-            <w:r>
-              <w:rPr>
-                <w:sz w:val="16"/>
-              </w:rPr>
-              <w:t>第13队 vs 第14队</w:t>
-            </w:r>
-          </w:p>
-        </w:tc>
-      </w:tr>
-      <w:tr>
-        <w:tc>
-          <w:tcPr>
-            <w:tcW w:type="dxa" w:w="1949"/>
-          </w:tcPr>
-          <w:p>
-            <w:r>
-              <w:rPr>
-                <w:b/>
-                <w:sz w:val="18"/>
-              </w:rPr>
-              <w:t>第12轮</w:t>
-            </w:r>
-          </w:p>
-        </w:tc>
-        <w:tc>
-          <w:tcPr>
-            <w:tcW w:type="dxa" w:w="1949"/>
-          </w:tcPr>
-          <w:p>
-            <w:r>
-              <w:rPr>
-                <w:sz w:val="16"/>
-              </w:rPr>
-              <w:t>第9队 vs 第16队</w:t>
-            </w:r>
-          </w:p>
-        </w:tc>
-        <w:tc>
-          <w:tcPr>
-            <w:tcW w:type="dxa" w:w="1949"/>
-          </w:tcPr>
-          <w:p>
-            <w:r>
-              <w:rPr>
-                <w:sz w:val="16"/>
-              </w:rPr>
-              <w:t>第10队 vs 第15队</w:t>
-            </w:r>
-          </w:p>
-        </w:tc>
-        <w:tc>
-          <w:tcPr>
-            <w:tcW w:type="dxa" w:w="1949"/>
-          </w:tcPr>
-          <w:p>
-            <w:r>
-              <w:rPr>
-                <w:sz w:val="16"/>
-              </w:rPr>
-              <w:t>第11队 vs 第14队</w:t>
-            </w:r>
-          </w:p>
-        </w:tc>
-        <w:tc>
-          <w:tcPr>
-            <w:tcW w:type="dxa" w:w="1949"/>
-          </w:tcPr>
-          <w:p>
-            <w:r>
-              <w:rPr>
-                <w:sz w:val="16"/>
-              </w:rPr>
-              <w:t>第12队 vs 第13队</w:t>
-            </w:r>
-          </w:p>
-        </w:tc>
-      </w:tr>
-      <w:tr>
-        <w:tc>
-          <w:tcPr>
-            <w:tcW w:type="dxa" w:w="1949"/>
-          </w:tcPr>
-          <w:p>
-            <w:r>
-              <w:rPr>
-                <w:b/>
-                <w:sz w:val="18"/>
-              </w:rPr>
-              <w:t>第13轮</w:t>
-            </w:r>
-          </w:p>
-        </w:tc>
-        <w:tc>
-          <w:tcPr>
-            <w:tcW w:type="dxa" w:w="1949"/>
-          </w:tcPr>
-          <w:p>
-            <w:r>
-              <w:rPr>
-                <w:sz w:val="16"/>
-              </w:rPr>
-              <w:t>第8队 vs 第15队</w:t>
-            </w:r>
-          </w:p>
-        </w:tc>
-        <w:tc>
-          <w:tcPr>
-            <w:tcW w:type="dxa" w:w="1949"/>
-          </w:tcPr>
-          <w:p>
-            <w:r>
-              <w:rPr>
-                <w:sz w:val="16"/>
-              </w:rPr>
-              <w:t>第9队 vs 第14队</w:t>
-            </w:r>
-          </w:p>
-        </w:tc>
-        <w:tc>
-          <w:tcPr>
-            <w:tcW w:type="dxa" w:w="1949"/>
-          </w:tcPr>
-          <w:p>
-            <w:r>
-              <w:rPr>
-                <w:sz w:val="16"/>
-              </w:rPr>
-              <w:t>第10队 vs 第13队</w:t>
-            </w:r>
-          </w:p>
-        </w:tc>
-        <w:tc>
-          <w:tcPr>
-            <w:tcW w:type="dxa" w:w="1949"/>
-          </w:tcPr>
-          <w:p>
-            <w:r>
-              <w:rPr>
-                <w:sz w:val="16"/>
-              </w:rPr>
-              <w:t>第11队 vs 第12队</w:t>
-            </w:r>
-          </w:p>
-        </w:tc>
-      </w:tr>
-      <w:tr>
-        <w:tc>
-          <w:tcPr>
-            <w:tcW w:type="dxa" w:w="1949"/>
-          </w:tcPr>
-          <w:p>
-            <w:r>
-              <w:rPr>
-                <w:b/>
-                <w:sz w:val="18"/>
-              </w:rPr>
-              <w:t>第14轮</w:t>
-            </w:r>
-          </w:p>
-        </w:tc>
-        <w:tc>
-          <w:tcPr>
-            <w:tcW w:type="dxa" w:w="1949"/>
-          </w:tcPr>
-          <w:p>
-            <w:r>
-              <w:rPr>
-                <w:sz w:val="16"/>
-              </w:rPr>
-              <w:t>第7队 vs 第14队</w:t>
-            </w:r>
-          </w:p>
-        </w:tc>
-        <w:tc>
-          <w:tcPr>
-            <w:tcW w:type="dxa" w:w="1949"/>
-          </w:tcPr>
-          <w:p>
-            <w:r>
-              <w:rPr>
-                <w:sz w:val="16"/>
-              </w:rPr>
-              <w:t>第8队 vs 第13队</w:t>
-            </w:r>
-          </w:p>
-        </w:tc>
-        <w:tc>
-          <w:tcPr>
-            <w:tcW w:type="dxa" w:w="1949"/>
-          </w:tcPr>
-          <w:p>
-            <w:r>
-              <w:rPr>
-                <w:sz w:val="16"/>
-              </w:rPr>
-              <w:t>第9队 vs 第12队</w:t>
-            </w:r>
-          </w:p>
-        </w:tc>
-        <w:tc>
-          <w:tcPr>
-            <w:tcW w:type="dxa" w:w="1949"/>
-          </w:tcPr>
-          <w:p>
-            <w:r>
-              <w:rPr>
-                <w:sz w:val="16"/>
-              </w:rPr>
-              <w:t>第10队 vs 第11队</w:t>
-            </w:r>
-          </w:p>
-        </w:tc>
-      </w:tr>
-      <w:tr>
-        <w:tc>
-          <w:tcPr>
-            <w:tcW w:type="dxa" w:w="1949"/>
-          </w:tcPr>
-          <w:p>
-            <w:r>
-              <w:rPr>
-                <w:b/>
-                <w:sz w:val="18"/>
-              </w:rPr>
-              <w:t>第15轮</w:t>
-            </w:r>
-          </w:p>
-        </w:tc>
-        <w:tc>
-          <w:tcPr>
-            <w:tcW w:type="dxa" w:w="1949"/>
-          </w:tcPr>
-          <w:p>
-            <w:r>
-              <w:rPr>
-                <w:sz w:val="16"/>
-              </w:rPr>
-              <w:t>第6队 vs 第13队</w:t>
-            </w:r>
-          </w:p>
-        </w:tc>
-        <w:tc>
-          <w:tcPr>
-            <w:tcW w:type="dxa" w:w="1949"/>
-          </w:tcPr>
-          <w:p>
-            <w:r>
-              <w:rPr>
-                <w:sz w:val="16"/>
-              </w:rPr>
-              <w:t>第7队 vs 第12队</w:t>
-            </w:r>
-          </w:p>
-        </w:tc>
-        <w:tc>
-          <w:tcPr>
-            <w:tcW w:type="dxa" w:w="1949"/>
-          </w:tcPr>
-          <w:p>
-            <w:r>
-              <w:rPr>
-                <w:sz w:val="16"/>
-              </w:rPr>
-              <w:t>第8队 vs 第11队</w:t>
-            </w:r>
-          </w:p>
-        </w:tc>
-        <w:tc>
-          <w:tcPr>
-            <w:tcW w:type="dxa" w:w="1949"/>
-          </w:tcPr>
-          <w:p>
-            <w:r>
-              <w:rPr>
-                <w:sz w:val="16"/>
-              </w:rPr>
-              <w:t>第9队 vs 第10队</w:t>
+              <w:t>第7队 vs 第8队</w:t>
             </w:r>
           </w:p>
         </w:tc>
@@ -4421,7 +3579,7 @@
         <w:t>2. 一村发起，众村集结：</w:t>
       </w:r>
       <w:r>
-        <w:t>以屯军营村为圆心，16 支队伍汇聚一村，每周末都是全村的节日。让一个村庄的名字成为一座区域体育地标</w:t>
+        <w:t>以屯军营村为圆心，12 支队伍汇聚一村，每周末都是全村的节日。让一个村庄的名字成为一座区域体育地标</w:t>
       </w:r>
     </w:p>
     <w:p>
@@ -4433,7 +3591,7 @@
         <w:t>3. 大循环 + 交叉赛的双重悬念：</w:t>
       </w:r>
       <w:r>
-        <w:t>常规赛 15 轮大循环让每队都有充分交手机会，前四名交叉赛把冠军悬念留到最后——“争四大战”“决战之夜”层层递进，全程无冷场</w:t>
+        <w:t>常规赛 11 轮大循环让每队都有充分交手机会，前四名交叉赛把冠军悬念留到最后——“争四大战”“决战之夜”层层递进，全程无冷场</w:t>
       </w:r>
     </w:p>
     <w:p>
@@ -4513,7 +3671,7 @@
           <w:b/>
           <w:color w:val="B71C1C"/>
         </w:rPr>
-        <w:t>以“2026年秋季开赛、2027年春季收官”为例，兼顾农闲时段：</w:t>
+        <w:t>以“2026年9月开赛”为基准，常规赛 11 轮 + 季后赛 1 周，并预留 3–4 周不可抗力延期缓冲：</w:t>
       </w:r>
     </w:p>
     <w:tbl>
@@ -4609,7 +3767,7 @@
           </w:tcPr>
           <w:p>
             <w:r>
-              <w:t>2026年9月 — 12月</w:t>
+              <w:t>2026年9月 — 11月</w:t>
             </w:r>
           </w:p>
         </w:tc>
@@ -4619,7 +3777,7 @@
           </w:tcPr>
           <w:p>
             <w:r>
-              <w:t>第1-14轮（常规赛大循环），融入“农民丰收节”主题活动</w:t>
+              <w:t>第1-11轮（常规赛 11 轮大循环），融入“农民丰收节”主题活动</w:t>
             </w:r>
           </w:p>
         </w:tc>
@@ -4631,7 +3789,7 @@
           </w:tcPr>
           <w:p>
             <w:r>
-              <w:t>2026年12月底 — 2027年1月</w:t>
+              <w:t>2026年11月底</w:t>
             </w:r>
           </w:p>
         </w:tc>
@@ -4641,7 +3799,7 @@
           </w:tcPr>
           <w:p>
             <w:r>
-              <w:t>冬季休赛期（约2-4周，视气候条件调整）</w:t>
+              <w:t>季后赛 4 场（两场交叉半决赛 + 决赛 + 季军赛），决出冠亚季军</w:t>
             </w:r>
           </w:p>
         </w:tc>
@@ -4653,7 +3811,7 @@
           </w:tcPr>
           <w:p>
             <w:r>
-              <w:t>2027年1月 — 3月</w:t>
+              <w:t>季后赛当周末</w:t>
             </w:r>
           </w:p>
         </w:tc>
@@ -4663,7 +3821,7 @@
           </w:tcPr>
           <w:p>
             <w:r>
-              <w:t>第15轮收官 + 前四交叉赛季后赛，春节期间可安排“新春贺岁赛”</w:t>
+              <w:t>决赛夜 + 闭幕式 + 颁奖典礼（屯军营村），“国缘冠军杯”颁授</w:t>
             </w:r>
           </w:p>
         </w:tc>
@@ -4675,7 +3833,7 @@
           </w:tcPr>
           <w:p>
             <w:r>
-              <w:t>2027年3月底</w:t>
+              <w:t>预留缓冲</w:t>
             </w:r>
           </w:p>
         </w:tc>
@@ -4685,7 +3843,7 @@
           </w:tcPr>
           <w:p>
             <w:r>
-              <w:t>决赛夜 + 闭幕式 + 颁奖典礼（屯军营村），“国缘冠军杯”颁授</w:t>
+              <w:t>如遇天气/场地等不可抗力，整体顺延 3–4 周，最晚 12 月中下旬收官</w:t>
             </w:r>
           </w:p>
         </w:tc>
@@ -4728,7 +3886,7 @@
         <w:t>2. 品牌曝光效益：</w:t>
       </w:r>
       <w:r>
-        <w:t>常规赛 15 轮 × 每轮 8 场 = 120 场 + 季后赛 4 场，“屯军营村”与“国缘”获得持续约 4 个月的高频曝光</w:t>
+        <w:t>常规赛 11 轮 × 每轮 6 场 = 66 场 + 季后赛 4 场，“屯军营村”与“国缘”获得持续约 3 个月的高频曝光</w:t>
       </w:r>
     </w:p>
     <w:p>
@@ -4861,7 +4019,7 @@
           </w:tcPr>
           <w:p>
             <w:r>
-              <w:t>暂定 16 队，以最终报名结果为准</w:t>
+              <w:t>暂定 12 队，以最终报名结果为准</w:t>
             </w:r>
           </w:p>
         </w:tc>
@@ -4883,7 +4041,7 @@
           </w:tcPr>
           <w:p>
             <w:r>
-              <w:t>11 人制 / 8 人制 / 5 人制？</w:t>
+              <w:t>已定：8 人制</w:t>
             </w:r>
           </w:p>
         </w:tc>
@@ -4927,7 +4085,7 @@
           </w:tcPr>
           <w:p>
             <w:r>
-              <w:t>是否按建议的 2026年9月-2027年3月？</w:t>
+              <w:t>已定：2026年9月开赛，预留 3–4 周不可抗力延期缓冲</w:t>
             </w:r>
           </w:p>
         </w:tc>
@@ -5037,7 +4195,7 @@
           </w:tcPr>
           <w:p>
             <w:r>
-              <w:t>建议参考苏超：7 人/3 次 + 中场 1 次</w:t>
+              <w:t>8 人制：建议不限人次、换下可再上，或参考苏超 7 人/3 次规则（待定）</w:t>
             </w:r>
           </w:p>
         </w:tc>
@@ -5059,7 +4217,7 @@
           </w:tcPr>
           <w:p>
             <w:r>
-              <w:t>已定：季后赛单场平局则上下半场各加时补时（补时时间待定），加时后仍平则点球决胜</w:t>
+              <w:t>已定：季后赛单场平局则上下半场各加时 5 分钟，加时后仍平则点球决胜</w:t>
             </w:r>
           </w:p>
         </w:tc>
@@ -5203,7 +4361,7 @@
           </w:tcPr>
           <w:p>
             <w:r>
-              <w:t>16 支</w:t>
+              <w:t>12 支</w:t>
             </w:r>
           </w:p>
         </w:tc>
@@ -5269,7 +4427,7 @@
           </w:tcPr>
           <w:p>
             <w:r>
-              <w:t>常规赛 15 轮 / 120 场 + 季后赛 4 场</w:t>
+              <w:t>常规赛 11 轮 / 66 场 + 季后赛 4 场</w:t>
             </w:r>
           </w:p>
         </w:tc>
@@ -5313,7 +4471,7 @@
           </w:tcPr>
           <w:p>
             <w:r>
-              <w:t>约 15 周（~4 个月）+ 季后赛</w:t>
+              <w:t>约 11 周（~3 个月）+ 季后赛 + 3–4 周延期缓冲</w:t>
             </w:r>
           </w:p>
         </w:tc>
@@ -5335,7 +4493,7 @@
           </w:tcPr>
           <w:p>
             <w:r>
-              <w:t>周六 &amp; 周日 下午场 + 晚场</w:t>
+              <w:t>周六 &amp; 周日 下午场 + 夜场</w:t>
             </w:r>
           </w:p>
         </w:tc>

--- a/缘起屯军营_乡村超级联赛_方案_v4.docx
+++ b/缘起屯军营_乡村超级联赛_方案_v4.docx
@@ -942,7 +942,7 @@
         <w:t>💡 场地策略：</w:t>
       </w:r>
       <w:r>
-        <w:t>常规赛阶段，每轮 6 场，1 块场地即可轻松容纳：周六、周日各 3 场（下午 2 场 + 晚场 1 场），一周完成一轮，单日最晚约 20:30 收工。如遇天气等不可抗力，预留 3–4 周延期缓冲，总周期相应顺延。季后赛 4 场（两场交叉半决赛 + 一场决赛 + 一场季军赛）可集中在一个周末完成。</w:t>
+        <w:t>常规赛阶段，每轮 6 场，1 块场地即可轻松容纳：周六、周日各 3 场（14:20-15:40 / 16:00-17:20 / 19:00-20:20），一周完成一轮，单日最晚 20:20 收工。如遇天气等不可抗力，预留 3–4 周延期缓冲，总周期相应顺延。季后赛 4 场（两场交叉半决赛 + 一场决赛 + 一场季军赛）可集中在一个周末完成。</w:t>
       </w:r>
     </w:p>
     <w:p>
@@ -1166,7 +1166,7 @@
                 <w:color w:val="FFFFFF"/>
                 <w:sz w:val="18"/>
               </w:rPr>
-              <w:t>周六 14:00</w:t>
+              <w:t>周六 14:20-15:40</w:t>
             </w:r>
           </w:p>
         </w:tc>
@@ -1182,7 +1182,7 @@
                 <w:color w:val="FFFFFF"/>
                 <w:sz w:val="18"/>
               </w:rPr>
-              <w:t>周六 16:00</w:t>
+              <w:t>周六 16:00-17:20</w:t>
             </w:r>
           </w:p>
         </w:tc>
@@ -1198,7 +1198,7 @@
                 <w:color w:val="FFFFFF"/>
                 <w:sz w:val="18"/>
               </w:rPr>
-              <w:t>周六 19:00</w:t>
+              <w:t>周六 19:00-20:20</w:t>
             </w:r>
           </w:p>
         </w:tc>
@@ -1863,7 +1863,7 @@
                 <w:color w:val="FFFFFF"/>
                 <w:sz w:val="18"/>
               </w:rPr>
-              <w:t>周日 14:00</w:t>
+              <w:t>周日 14:20-15:40</w:t>
             </w:r>
           </w:p>
         </w:tc>
@@ -1879,7 +1879,7 @@
                 <w:color w:val="FFFFFF"/>
                 <w:sz w:val="18"/>
               </w:rPr>
-              <w:t>周日 16:00</w:t>
+              <w:t>周日 16:00-17:20</w:t>
             </w:r>
           </w:p>
         </w:tc>
@@ -1895,7 +1895,7 @@
                 <w:color w:val="FFFFFF"/>
                 <w:sz w:val="18"/>
               </w:rPr>
-              <w:t>周日 19:00</w:t>
+              <w:t>周日 19:00-20:20</w:t>
             </w:r>
           </w:p>
         </w:tc>
@@ -4493,7 +4493,7 @@
           </w:tcPr>
           <w:p>
             <w:r>
-              <w:t>周六 &amp; 周日 下午场 + 夜场</w:t>
+              <w:t>周六 &amp; 周日 14:20-15:40 / 16:00-17:20 / 19:00-20:20</w:t>
             </w:r>
           </w:p>
         </w:tc>

--- a/缘起屯军营_乡村超级联赛_方案_v4.docx
+++ b/缘起屯军营_乡村超级联赛_方案_v4.docx
@@ -4195,7 +4195,7 @@
           </w:tcPr>
           <w:p>
             <w:r>
-              <w:t>8 人制：建议不限人次、换下可再上，或参考苏超 7 人/3 次规则（待定）</w:t>
+              <w:t>已定：每场 3 次、共可换 5 人；换下队员不得再次上场；中场休息换人不计入换人次数</w:t>
             </w:r>
           </w:p>
         </w:tc>

--- a/缘起屯军营_乡村超级联赛_方案_v4.docx
+++ b/缘起屯军营_乡村超级联赛_方案_v4.docx
@@ -595,7 +595,7 @@
           </w:tcPr>
           <w:p>
             <w:r>
-              <w:t>屯军营村（所有比赛统一在此进行）</w:t>
+              <w:t>屯军营体育公园（正规 8 人制场地，有灯光）</w:t>
             </w:r>
           </w:p>
         </w:tc>
@@ -942,7 +942,7 @@
         <w:t>💡 场地策略：</w:t>
       </w:r>
       <w:r>
-        <w:t>常规赛阶段，每轮 6 场，1 块场地即可轻松容纳：周六、周日各 3 场（14:20-15:40 / 16:00-17:20 / 19:00-20:20），一周完成一轮，单日最晚 20:20 收工。如遇天气等不可抗力，预留 3–4 周延期缓冲，总周期相应顺延。季后赛 4 场（两场交叉半决赛 + 一场决赛 + 一场季军赛）可集中在一个周末完成。</w:t>
+        <w:t>常规赛阶段，每轮 6 场，1 块标准 8 人制场地即可轻松容纳：周六、周日各 3 场（14:20-15:40 / 16:00-17:20 / 19:00-20:20），一周完成一轮，单日最晚 20:20 收工。如遇天气等不可抗力，预留 3–4 周延期缓冲，总周期相应顺延。季后赛 4 场（两场交叉半决赛 + 一场决赛 + 一场季军赛）可集中在一个周末完成。</w:t>
       </w:r>
     </w:p>
     <w:p>
@@ -1057,7 +1057,7 @@
         <w:pStyle w:val="ListBullet"/>
       </w:pPr>
       <w:r>
-        <w:t>所有比赛统一在屯军营村场地进行</w:t>
+        <w:t>所有比赛统一在屯军营体育公园（正规 8 人制场地）进行</w:t>
       </w:r>
     </w:p>
     <w:p>
@@ -2760,7 +2760,7 @@
         <w:t>场地品牌：</w:t>
       </w:r>
       <w:r>
-        <w:t>球场命名为“屯军营足球场”，球场围栏广告位优先植入屯军营村农产品/文旅资源与国缘品牌</w:t>
+        <w:t>球场命名为“屯军营体育公园足球场”，球场围栏广告位优先植入屯军营村农产品/文旅资源与国缘品牌</w:t>
       </w:r>
     </w:p>
     <w:p>
@@ -2936,7 +2936,7 @@
           </w:tcPr>
           <w:p>
             <w:r>
-              <w:t>社区/单位归属（户籍/居住/工作），年满16岁，身体健康</w:t>
+              <w:t>社区/单位归属（户籍/居住/工作），年满 15 周岁，身体健康；不限外援，每月开放一次转会窗口（仅 3 天）</w:t>
             </w:r>
           </w:p>
         </w:tc>
@@ -4019,7 +4019,7 @@
           </w:tcPr>
           <w:p>
             <w:r>
-              <w:t>暂定 12 队，以最终报名结果为准</w:t>
+              <w:t>已定：12 队</w:t>
             </w:r>
           </w:p>
         </w:tc>
@@ -4063,7 +4063,7 @@
           </w:tcPr>
           <w:p>
             <w:r>
-              <w:t>屯军营村现有场地尺寸？草皮质量？灯光条件？</w:t>
+              <w:t>已定：正规 8 人制场地（屯军营体育公园，有灯光）</w:t>
             </w:r>
           </w:p>
         </w:tc>
@@ -4097,28 +4097,6 @@
           </w:tcPr>
           <w:p>
             <w:r>
-              <w:t>经费模式</w:t>
-            </w:r>
-          </w:p>
-        </w:tc>
-        <w:tc>
-          <w:tcPr>
-            <w:tcW w:type="dxa" w:w="4873"/>
-          </w:tcPr>
-          <w:p>
-            <w:r>
-              <w:t>报名费？赞助招商（国缘）？村集体投入？政府支持？</w:t>
-            </w:r>
-          </w:p>
-        </w:tc>
-      </w:tr>
-      <w:tr>
-        <w:tc>
-          <w:tcPr>
-            <w:tcW w:type="dxa" w:w="4873"/>
-          </w:tcPr>
-          <w:p>
-            <w:r>
               <w:t>球员注册</w:t>
             </w:r>
           </w:p>
@@ -4129,7 +4107,7 @@
           </w:tcPr>
           <w:p>
             <w:r>
-              <w:t>外援规则？年龄上限？转会窗口？</w:t>
+              <w:t>已定：不限外援；年满 15 周岁；每月开放一次转会窗口（仅 3 天），递交球员注册信息登记即可</w:t>
             </w:r>
           </w:p>
         </w:tc>
@@ -4152,28 +4130,6 @@
           <w:p>
             <w:r>
               <w:t>已定：半决赛落败两队进行季军赛，决出第三名</w:t>
-            </w:r>
-          </w:p>
-        </w:tc>
-      </w:tr>
-      <w:tr>
-        <w:tc>
-          <w:tcPr>
-            <w:tcW w:type="dxa" w:w="4873"/>
-          </w:tcPr>
-          <w:p>
-            <w:r>
-              <w:t>升降级</w:t>
-            </w:r>
-          </w:p>
-        </w:tc>
-        <w:tc>
-          <w:tcPr>
-            <w:tcW w:type="dxa" w:w="4873"/>
-          </w:tcPr>
-          <w:p>
-            <w:r>
-              <w:t>如后续扩军是否分甲乙级？</w:t>
             </w:r>
           </w:p>
         </w:tc>
@@ -4515,7 +4471,7 @@
           </w:tcPr>
           <w:p>
             <w:r>
-              <w:t>屯军营村（1 块场地，需灯光支持晚场）</w:t>
+              <w:t>屯军营体育公园（正规 8 人制场地，有灯光）</w:t>
             </w:r>
           </w:p>
         </w:tc>
